--- a/vignettes/Combinatorics.docx
+++ b/vignettes/Combinatorics.docx
@@ -2482,6 +2482,17 @@
           <w:lang w:val="en-GB"/>
         </w:rPr>
       </w:pPr>
+    </w:p>
+    <w:p>
+      <w:pPr>
+        <w:pStyle w:val="SourceCode"/>
+        <w:rPr>
+          <w:rStyle w:val="NormalTok"/>
+          <w:rFonts w:cstheme="minorBidi"/>
+          <w:sz w:val="18"/>
+          <w:lang w:val="en-GB"/>
+        </w:rPr>
+      </w:pPr>
       <w:r>
         <w:rPr>
           <w:rStyle w:val="CommentTok"/>
@@ -2490,28 +2501,6 @@
           <w:sz w:val="18"/>
           <w:lang w:val="en-GB"/>
         </w:rPr>
-        <w:br w:type="page"/>
-      </w:r>
-    </w:p>
-    <w:p>
-      <w:pPr>
-        <w:pStyle w:val="SourceCode"/>
-        <w:rPr>
-          <w:rStyle w:val="NormalTok"/>
-          <w:rFonts w:cstheme="minorBidi"/>
-          <w:sz w:val="18"/>
-          <w:lang w:val="en-GB"/>
-        </w:rPr>
-      </w:pPr>
-      <w:r>
-        <w:rPr>
-          <w:rStyle w:val="CommentTok"/>
-          <w:rFonts w:cstheme="minorBidi"/>
-          <w:i w:val="0"/>
-          <w:sz w:val="18"/>
-          <w:lang w:val="en-GB"/>
-        </w:rPr>
-        <w:lastRenderedPageBreak/>
         <w:t xml:space="preserve"># </w:t>
       </w:r>
       <w:r>
@@ -3383,6 +3372,7 @@
           <w:sz w:val="18"/>
           <w:lang w:val="en-GB"/>
         </w:rPr>
+        <w:lastRenderedPageBreak/>
         <w:t>##</w:t>
       </w:r>
       <w:r>
@@ -5181,7 +5171,6 @@
           <w:sz w:val="18"/>
           <w:lang w:val="en-GB"/>
         </w:rPr>
-        <w:lastRenderedPageBreak/>
         <w:t xml:space="preserve"># </w:t>
       </w:r>
       <w:proofErr w:type="gramStart"/>
@@ -6177,6 +6166,7 @@
                 <w:sz w:val="18"/>
                 <w:lang w:val="en-GB"/>
               </w:rPr>
+              <w:lastRenderedPageBreak/>
               <w:t>##</w:t>
             </w:r>
             <w:r>
@@ -6355,10 +6345,10 @@
             <v:path o:extrusionok="f" gradientshapeok="t" o:connecttype="rect"/>
             <o:lock v:ext="edit" aspectratio="t"/>
           </v:shapetype>
-          <v:shape id="_x0000_i1025" type="#_x0000_t75" style="width:155.25pt;height:29.25pt" o:ole="">
+          <v:shape id="_x0000_i1025" type="#_x0000_t75" style="width:155.5pt;height:29.5pt" o:ole="">
             <v:imagedata r:id="rId8" o:title=""/>
           </v:shape>
-          <o:OLEObject Type="Embed" ProgID="Equation.3" ShapeID="_x0000_i1025" DrawAspect="Content" ObjectID="_1843793742" r:id="rId9"/>
+          <o:OLEObject Type="Embed" ProgID="Equation.3" ShapeID="_x0000_i1025" DrawAspect="Content" ObjectID="_1843795299" r:id="rId9"/>
         </w:object>
       </w:r>
     </w:p>
@@ -8421,7 +8411,9 @@
     <w:p>
       <w:pPr>
         <w:suppressAutoHyphens w:val="0"/>
-        <w:spacing w:after="200"/>
+        <w:autoSpaceDN/>
+        <w:spacing w:after="240" w:line="240" w:lineRule="auto"/>
+        <w:textAlignment w:val="auto"/>
         <w:rPr>
           <w:rFonts w:asciiTheme="minorHAnsi" w:eastAsiaTheme="minorHAnsi" w:hAnsiTheme="minorHAnsi" w:cstheme="minorBidi"/>
           <w:b/>
@@ -8436,8 +8428,1056 @@
           <w:sz w:val="28"/>
           <w:lang w:val="en-GB"/>
         </w:rPr>
-        <w:br w:type="page"/>
-      </w:r>
+        <w:t>4</w:t>
+      </w:r>
+      <w:r>
+        <w:rPr>
+          <w:rFonts w:asciiTheme="minorHAnsi" w:eastAsiaTheme="minorHAnsi" w:hAnsiTheme="minorHAnsi" w:cstheme="minorBidi"/>
+          <w:b/>
+          <w:sz w:val="28"/>
+          <w:lang w:val="en-GB"/>
+        </w:rPr>
+        <w:t xml:space="preserve">. </w:t>
+      </w:r>
+      <w:r>
+        <w:rPr>
+          <w:rFonts w:asciiTheme="minorHAnsi" w:eastAsiaTheme="minorHAnsi" w:hAnsiTheme="minorHAnsi" w:cstheme="minorBidi"/>
+          <w:b/>
+          <w:sz w:val="28"/>
+          <w:lang w:val="en-GB"/>
+        </w:rPr>
+        <w:t>U</w:t>
+      </w:r>
+      <w:r>
+        <w:rPr>
+          <w:rFonts w:asciiTheme="minorHAnsi" w:eastAsiaTheme="minorHAnsi" w:hAnsiTheme="minorHAnsi" w:cstheme="minorBidi"/>
+          <w:b/>
+          <w:sz w:val="28"/>
+          <w:lang w:val="en-GB"/>
+        </w:rPr>
+        <w:t xml:space="preserve">nordered samples of size m, without replacement, from a set of n objects </w:t>
+      </w:r>
+    </w:p>
+    <w:p>
+      <w:pPr>
+        <w:rPr>
+          <w:rFonts w:ascii="Cambria" w:hAnsi="Cambria"/>
+          <w:sz w:val="20"/>
+          <w:lang w:val="en-GB"/>
+        </w:rPr>
+      </w:pPr>
+      <w:r>
+        <w:rPr>
+          <w:rFonts w:ascii="Cambria" w:hAnsi="Cambria"/>
+          <w:sz w:val="20"/>
+          <w:lang w:val="en-GB"/>
+        </w:rPr>
+        <w:t>The number is calculated as:</w:t>
+      </w:r>
+      <w:r>
+        <w:rPr>
+          <w:rFonts w:ascii="Cambria" w:hAnsi="Cambria"/>
+          <w:sz w:val="20"/>
+          <w:lang w:val="en-GB"/>
+        </w:rPr>
+        <w:tab/>
+      </w:r>
+      <w:r>
+        <w:rPr>
+          <w:rFonts w:ascii="Cambria" w:hAnsi="Cambria"/>
+          <w:position w:val="-26"/>
+          <w:sz w:val="20"/>
+          <w:lang w:val="en-GB"/>
+        </w:rPr>
+        <w:object w:dxaOrig="4099" w:dyaOrig="620" w14:anchorId="2929A5AC">
+          <v:shape id="_x0000_i1026" type="#_x0000_t75" style="width:204.5pt;height:31pt" o:ole="">
+            <v:imagedata r:id="rId10" o:title=""/>
+          </v:shape>
+          <o:OLEObject Type="Embed" ProgID="Equation.3" ShapeID="_x0000_i1026" DrawAspect="Content" ObjectID="_1843795300" r:id="rId11"/>
+        </w:object>
+      </w:r>
+    </w:p>
+    <w:p>
+      <w:pPr>
+        <w:rPr>
+          <w:rFonts w:ascii="Cambria" w:hAnsi="Cambria"/>
+          <w:sz w:val="20"/>
+          <w:lang w:val="en-GB"/>
+        </w:rPr>
+      </w:pPr>
+      <w:r>
+        <w:rPr>
+          <w:rFonts w:ascii="Cambria" w:hAnsi="Cambria"/>
+          <w:sz w:val="20"/>
+          <w:lang w:val="en-GB"/>
+        </w:rPr>
+        <w:t xml:space="preserve">That’s exactly what </w:t>
+      </w:r>
+      <w:proofErr w:type="gramStart"/>
+      <w:r>
+        <w:rPr>
+          <w:rFonts w:ascii="Consolas" w:hAnsi="Consolas" w:cs="Consolas"/>
+          <w:sz w:val="18"/>
+          <w:lang w:val="en-GB"/>
+        </w:rPr>
+        <w:t>choose</w:t>
+      </w:r>
+      <w:r>
+        <w:rPr>
+          <w:rFonts w:ascii="Consolas" w:hAnsi="Consolas" w:cs="Consolas"/>
+          <w:sz w:val="18"/>
+          <w:lang w:val="en-GB"/>
+        </w:rPr>
+        <w:t>(</w:t>
+      </w:r>
+      <w:proofErr w:type="gramEnd"/>
+      <w:r>
+        <w:rPr>
+          <w:rFonts w:ascii="Consolas" w:hAnsi="Consolas" w:cs="Consolas"/>
+          <w:sz w:val="18"/>
+          <w:lang w:val="en-GB"/>
+        </w:rPr>
+        <w:t>)</w:t>
+      </w:r>
+      <w:r>
+        <w:rPr>
+          <w:rFonts w:ascii="Cambria" w:hAnsi="Cambria"/>
+          <w:sz w:val="18"/>
+          <w:lang w:val="en-GB"/>
+        </w:rPr>
+        <w:t xml:space="preserve"> </w:t>
+      </w:r>
+      <w:r>
+        <w:rPr>
+          <w:rFonts w:ascii="Cambria" w:hAnsi="Cambria"/>
+          <w:sz w:val="20"/>
+          <w:lang w:val="en-GB"/>
+        </w:rPr>
+        <w:t>returns.</w:t>
+      </w:r>
+    </w:p>
+    <w:p>
+      <w:pPr>
+        <w:rPr>
+          <w:rFonts w:ascii="Cambria" w:hAnsi="Cambria"/>
+          <w:sz w:val="20"/>
+          <w:lang w:val="en-GB"/>
+        </w:rPr>
+      </w:pPr>
+      <w:r>
+        <w:rPr>
+          <w:rFonts w:ascii="Cambria" w:hAnsi="Cambria"/>
+          <w:sz w:val="20"/>
+          <w:lang w:val="en-GB"/>
+        </w:rPr>
+        <w:t xml:space="preserve">For creating the whole dataset of the combinations, </w:t>
+      </w:r>
+      <w:r>
+        <w:rPr>
+          <w:rFonts w:ascii="Cambria" w:hAnsi="Cambria"/>
+          <w:sz w:val="20"/>
+          <w:lang w:val="en-GB"/>
+        </w:rPr>
+        <w:t xml:space="preserve">again </w:t>
+      </w:r>
+      <w:r>
+        <w:rPr>
+          <w:rFonts w:ascii="Cambria" w:hAnsi="Cambria"/>
+          <w:sz w:val="20"/>
+          <w:lang w:val="en-GB"/>
+        </w:rPr>
+        <w:t xml:space="preserve">the function </w:t>
+      </w:r>
+      <w:proofErr w:type="gramStart"/>
+      <w:r>
+        <w:rPr>
+          <w:rFonts w:ascii="Consolas" w:hAnsi="Consolas" w:cs="Consolas"/>
+          <w:sz w:val="18"/>
+          <w:lang w:val="en-GB"/>
+        </w:rPr>
+        <w:t>bedrock</w:t>
+      </w:r>
+      <w:r>
+        <w:rPr>
+          <w:rFonts w:ascii="Consolas" w:hAnsi="Consolas" w:cs="Consolas"/>
+          <w:sz w:val="18"/>
+          <w:lang w:val="en-GB"/>
+        </w:rPr>
+        <w:t>::</w:t>
+      </w:r>
+      <w:proofErr w:type="spellStart"/>
+      <w:r>
+        <w:rPr>
+          <w:rFonts w:ascii="Consolas" w:hAnsi="Consolas" w:cs="Consolas"/>
+          <w:sz w:val="18"/>
+          <w:lang w:val="en-GB"/>
+        </w:rPr>
+        <w:t>c</w:t>
+      </w:r>
+      <w:r>
+        <w:rPr>
+          <w:rFonts w:ascii="Consolas" w:hAnsi="Consolas" w:cs="Consolas"/>
+          <w:sz w:val="18"/>
+          <w:lang w:val="en-GB"/>
+        </w:rPr>
+        <w:t>ombSet</w:t>
+      </w:r>
+      <w:proofErr w:type="spellEnd"/>
+      <w:r>
+        <w:rPr>
+          <w:rFonts w:ascii="Consolas" w:hAnsi="Consolas" w:cs="Consolas"/>
+          <w:sz w:val="18"/>
+          <w:lang w:val="en-GB"/>
+        </w:rPr>
+        <w:t>(</w:t>
+      </w:r>
+      <w:proofErr w:type="gramEnd"/>
+      <w:r>
+        <w:rPr>
+          <w:rFonts w:ascii="Consolas" w:hAnsi="Consolas" w:cs="Consolas"/>
+          <w:sz w:val="18"/>
+          <w:lang w:val="en-GB"/>
+        </w:rPr>
+        <w:t>)</w:t>
+      </w:r>
+      <w:r>
+        <w:rPr>
+          <w:rFonts w:ascii="Cambria" w:hAnsi="Cambria"/>
+          <w:sz w:val="20"/>
+          <w:lang w:val="en-GB"/>
+        </w:rPr>
+        <w:t xml:space="preserve"> can be used.</w:t>
+      </w:r>
+    </w:p>
+    <w:p>
+      <w:pPr>
+        <w:pStyle w:val="SourceCode"/>
+        <w:rPr>
+          <w:rStyle w:val="NormalTok"/>
+          <w:rFonts w:cstheme="minorBidi"/>
+          <w:color w:val="7F7F7F" w:themeColor="text1" w:themeTint="80"/>
+          <w:sz w:val="18"/>
+          <w:lang w:val="en-GB"/>
+        </w:rPr>
+      </w:pPr>
+      <w:proofErr w:type="gramStart"/>
+      <w:r>
+        <w:rPr>
+          <w:rStyle w:val="KeywordTok"/>
+          <w:rFonts w:cstheme="minorBidi"/>
+          <w:sz w:val="18"/>
+          <w:lang w:val="en-GB"/>
+        </w:rPr>
+        <w:t>choose</w:t>
+      </w:r>
+      <w:r>
+        <w:rPr>
+          <w:rStyle w:val="NormalTok"/>
+          <w:rFonts w:cstheme="minorBidi"/>
+          <w:sz w:val="18"/>
+          <w:lang w:val="en-GB"/>
+        </w:rPr>
+        <w:t>(</w:t>
+      </w:r>
+      <w:proofErr w:type="gramEnd"/>
+      <w:r>
+        <w:rPr>
+          <w:rStyle w:val="NormalTok"/>
+          <w:rFonts w:cstheme="minorBidi"/>
+          <w:sz w:val="18"/>
+          <w:lang w:val="en-GB"/>
+        </w:rPr>
+        <w:t>n, m)</w:t>
+      </w:r>
+      <w:r>
+        <w:rPr>
+          <w:rStyle w:val="NormalTok"/>
+          <w:rFonts w:cstheme="minorBidi"/>
+          <w:sz w:val="18"/>
+          <w:lang w:val="en-GB"/>
+        </w:rPr>
+        <w:t xml:space="preserve"> </w:t>
+      </w:r>
+      <w:r>
+        <w:rPr>
+          <w:rStyle w:val="NormalTok"/>
+          <w:rFonts w:cstheme="minorBidi"/>
+          <w:sz w:val="18"/>
+          <w:lang w:val="en-GB"/>
+        </w:rPr>
+        <w:tab/>
+      </w:r>
+      <w:r>
+        <w:rPr>
+          <w:rStyle w:val="NormalTok"/>
+          <w:rFonts w:cstheme="minorBidi"/>
+          <w:sz w:val="18"/>
+          <w:lang w:val="en-GB"/>
+        </w:rPr>
+        <w:tab/>
+      </w:r>
+      <w:r>
+        <w:rPr>
+          <w:rStyle w:val="NormalTok"/>
+          <w:rFonts w:cstheme="minorBidi"/>
+          <w:sz w:val="18"/>
+          <w:lang w:val="en-GB"/>
+        </w:rPr>
+        <w:tab/>
+      </w:r>
+      <w:r>
+        <w:rPr>
+          <w:rStyle w:val="NormalTok"/>
+          <w:rFonts w:cstheme="minorBidi"/>
+          <w:sz w:val="18"/>
+          <w:lang w:val="en-GB"/>
+        </w:rPr>
+        <w:tab/>
+      </w:r>
+      <w:r>
+        <w:rPr>
+          <w:rStyle w:val="NormalTok"/>
+          <w:rFonts w:cstheme="minorBidi"/>
+          <w:sz w:val="18"/>
+          <w:lang w:val="en-GB"/>
+        </w:rPr>
+        <w:tab/>
+      </w:r>
+      <w:r>
+        <w:rPr>
+          <w:rStyle w:val="NormalTok"/>
+          <w:rFonts w:cstheme="minorBidi"/>
+          <w:sz w:val="18"/>
+          <w:lang w:val="en-GB"/>
+        </w:rPr>
+        <w:tab/>
+      </w:r>
+      <w:r>
+        <w:rPr>
+          <w:rStyle w:val="NormalTok"/>
+          <w:rFonts w:cstheme="minorBidi"/>
+          <w:color w:val="7F7F7F" w:themeColor="text1" w:themeTint="80"/>
+          <w:sz w:val="18"/>
+          <w:lang w:val="en-GB"/>
+        </w:rPr>
+        <w:t xml:space="preserve"># </w:t>
+      </w:r>
+      <w:r>
+        <w:rPr>
+          <w:rStyle w:val="NormalTok"/>
+          <w:rFonts w:cstheme="minorBidi"/>
+          <w:color w:val="7F7F7F" w:themeColor="text1" w:themeTint="80"/>
+          <w:sz w:val="18"/>
+          <w:lang w:val="en-GB"/>
+        </w:rPr>
+        <w:t>base R</w:t>
+      </w:r>
+    </w:p>
+    <w:p>
+      <w:pPr>
+        <w:pStyle w:val="SourceCode"/>
+        <w:rPr>
+          <w:sz w:val="18"/>
+          <w:lang w:val="en-US"/>
+        </w:rPr>
+      </w:pPr>
+      <w:proofErr w:type="spellStart"/>
+      <w:proofErr w:type="gramStart"/>
+      <w:r>
+        <w:rPr>
+          <w:rStyle w:val="KeywordTok"/>
+          <w:rFonts w:cstheme="minorBidi"/>
+          <w:sz w:val="18"/>
+          <w:lang w:val="en-US"/>
+        </w:rPr>
+        <w:t>c</w:t>
+      </w:r>
+      <w:r>
+        <w:rPr>
+          <w:rStyle w:val="KeywordTok"/>
+          <w:rFonts w:cstheme="minorBidi"/>
+          <w:sz w:val="18"/>
+          <w:lang w:val="en-US"/>
+        </w:rPr>
+        <w:t>ombN</w:t>
+      </w:r>
+      <w:proofErr w:type="spellEnd"/>
+      <w:r>
+        <w:rPr>
+          <w:rStyle w:val="NormalTok"/>
+          <w:rFonts w:cstheme="minorBidi"/>
+          <w:sz w:val="18"/>
+          <w:lang w:val="en-US"/>
+        </w:rPr>
+        <w:t>(</w:t>
+      </w:r>
+      <w:proofErr w:type="gramEnd"/>
+      <w:r>
+        <w:rPr>
+          <w:rStyle w:val="NormalTok"/>
+          <w:rFonts w:cstheme="minorBidi"/>
+          <w:sz w:val="18"/>
+          <w:lang w:val="en-US"/>
+        </w:rPr>
+        <w:t xml:space="preserve">n, </w:t>
+      </w:r>
+      <w:proofErr w:type="gramStart"/>
+      <w:r>
+        <w:rPr>
+          <w:rStyle w:val="NormalTok"/>
+          <w:rFonts w:cstheme="minorBidi"/>
+          <w:sz w:val="18"/>
+          <w:lang w:val="en-US"/>
+        </w:rPr>
+        <w:t xml:space="preserve">m) </w:t>
+      </w:r>
+      <w:r>
+        <w:rPr>
+          <w:rStyle w:val="NormalTok"/>
+          <w:rFonts w:cstheme="minorBidi"/>
+          <w:sz w:val="18"/>
+          <w:lang w:val="en-US"/>
+        </w:rPr>
+        <w:tab/>
+      </w:r>
+      <w:r>
+        <w:rPr>
+          <w:rStyle w:val="NormalTok"/>
+          <w:rFonts w:cstheme="minorBidi"/>
+          <w:sz w:val="18"/>
+          <w:lang w:val="en-US"/>
+        </w:rPr>
+        <w:tab/>
+      </w:r>
+      <w:r>
+        <w:rPr>
+          <w:rStyle w:val="NormalTok"/>
+          <w:rFonts w:cstheme="minorBidi"/>
+          <w:sz w:val="18"/>
+          <w:lang w:val="en-US"/>
+        </w:rPr>
+        <w:tab/>
+      </w:r>
+      <w:r>
+        <w:rPr>
+          <w:rStyle w:val="NormalTok"/>
+          <w:rFonts w:cstheme="minorBidi"/>
+          <w:sz w:val="18"/>
+          <w:lang w:val="en-US"/>
+        </w:rPr>
+        <w:tab/>
+      </w:r>
+      <w:r>
+        <w:rPr>
+          <w:rStyle w:val="NormalTok"/>
+          <w:rFonts w:cstheme="minorBidi"/>
+          <w:sz w:val="18"/>
+          <w:lang w:val="en-US"/>
+        </w:rPr>
+        <w:tab/>
+      </w:r>
+      <w:r>
+        <w:rPr>
+          <w:rStyle w:val="NormalTok"/>
+          <w:rFonts w:cstheme="minorBidi"/>
+          <w:sz w:val="18"/>
+          <w:lang w:val="en-US"/>
+        </w:rPr>
+        <w:tab/>
+      </w:r>
+      <w:r>
+        <w:rPr>
+          <w:rStyle w:val="NormalTok"/>
+          <w:rFonts w:cstheme="minorBidi"/>
+          <w:color w:val="7F7F7F" w:themeColor="text1" w:themeTint="80"/>
+          <w:sz w:val="18"/>
+          <w:lang w:val="en-US"/>
+        </w:rPr>
+        <w:t>#</w:t>
+      </w:r>
+      <w:proofErr w:type="gramEnd"/>
+      <w:r>
+        <w:rPr>
+          <w:rStyle w:val="NormalTok"/>
+          <w:rFonts w:cstheme="minorBidi"/>
+          <w:color w:val="7F7F7F" w:themeColor="text1" w:themeTint="80"/>
+          <w:sz w:val="18"/>
+          <w:lang w:val="en-US"/>
+        </w:rPr>
+        <w:t xml:space="preserve"> Package </w:t>
+      </w:r>
+      <w:r>
+        <w:rPr>
+          <w:rStyle w:val="NormalTok"/>
+          <w:rFonts w:cstheme="minorBidi"/>
+          <w:color w:val="7F7F7F" w:themeColor="text1" w:themeTint="80"/>
+          <w:sz w:val="18"/>
+          <w:lang w:val="en-US"/>
+        </w:rPr>
+        <w:t>bedrock</w:t>
+      </w:r>
+    </w:p>
+    <w:p>
+      <w:pPr>
+        <w:pStyle w:val="SourceCode"/>
+        <w:rPr>
+          <w:sz w:val="18"/>
+          <w:lang w:val="en-US"/>
+        </w:rPr>
+      </w:pPr>
+      <w:r>
+        <w:rPr>
+          <w:rStyle w:val="VerbatimChar"/>
+          <w:rFonts w:cstheme="minorBidi"/>
+          <w:color w:val="A6A6A6" w:themeColor="background1" w:themeShade="A6"/>
+          <w:sz w:val="18"/>
+          <w:lang w:val="en-US"/>
+        </w:rPr>
+        <w:t>##</w:t>
+      </w:r>
+      <w:r>
+        <w:rPr>
+          <w:rStyle w:val="VerbatimChar"/>
+          <w:rFonts w:cstheme="minorBidi"/>
+          <w:sz w:val="18"/>
+          <w:lang w:val="en-US"/>
+        </w:rPr>
+        <w:t xml:space="preserve"> [1] 6</w:t>
+      </w:r>
+    </w:p>
+    <w:p>
+      <w:pPr>
+        <w:pStyle w:val="SourceCode"/>
+        <w:rPr>
+          <w:sz w:val="18"/>
+          <w:lang w:val="en-GB"/>
+        </w:rPr>
+      </w:pPr>
+      <w:r>
+        <w:rPr>
+          <w:rStyle w:val="CommentTok"/>
+          <w:rFonts w:cstheme="minorBidi"/>
+          <w:i w:val="0"/>
+          <w:sz w:val="18"/>
+          <w:lang w:val="en-GB"/>
+        </w:rPr>
+        <w:t xml:space="preserve"># </w:t>
+      </w:r>
+      <w:proofErr w:type="gramStart"/>
+      <w:r>
+        <w:rPr>
+          <w:rStyle w:val="CommentTok"/>
+          <w:rFonts w:cstheme="minorBidi"/>
+          <w:i w:val="0"/>
+          <w:sz w:val="18"/>
+          <w:lang w:val="en-GB"/>
+        </w:rPr>
+        <w:t>generate</w:t>
+      </w:r>
+      <w:proofErr w:type="gramEnd"/>
+      <w:r>
+        <w:rPr>
+          <w:rStyle w:val="CommentTok"/>
+          <w:rFonts w:cstheme="minorBidi"/>
+          <w:i w:val="0"/>
+          <w:sz w:val="18"/>
+          <w:lang w:val="en-GB"/>
+        </w:rPr>
+        <w:t xml:space="preserve"> all samples</w:t>
+      </w:r>
+      <w:r>
+        <w:rPr>
+          <w:sz w:val="18"/>
+          <w:lang w:val="en-GB"/>
+        </w:rPr>
+        <w:br/>
+      </w:r>
+      <w:proofErr w:type="spellStart"/>
+      <w:proofErr w:type="gramStart"/>
+      <w:r>
+        <w:rPr>
+          <w:rStyle w:val="KeywordTok"/>
+          <w:rFonts w:cstheme="minorBidi"/>
+          <w:sz w:val="18"/>
+          <w:lang w:val="en-GB"/>
+        </w:rPr>
+        <w:t>c</w:t>
+      </w:r>
+      <w:r>
+        <w:rPr>
+          <w:rStyle w:val="KeywordTok"/>
+          <w:rFonts w:cstheme="minorBidi"/>
+          <w:sz w:val="18"/>
+          <w:lang w:val="en-GB"/>
+        </w:rPr>
+        <w:t>ombSet</w:t>
+      </w:r>
+      <w:proofErr w:type="spellEnd"/>
+      <w:r>
+        <w:rPr>
+          <w:rStyle w:val="NormalTok"/>
+          <w:rFonts w:cstheme="minorBidi"/>
+          <w:sz w:val="18"/>
+          <w:lang w:val="en-GB"/>
+        </w:rPr>
+        <w:t>(</w:t>
+      </w:r>
+      <w:proofErr w:type="gramEnd"/>
+      <w:r>
+        <w:rPr>
+          <w:rStyle w:val="NormalTok"/>
+          <w:rFonts w:cstheme="minorBidi"/>
+          <w:sz w:val="18"/>
+          <w:lang w:val="en-GB"/>
+        </w:rPr>
+        <w:t>x, m</w:t>
+      </w:r>
+      <w:r>
+        <w:rPr>
+          <w:rStyle w:val="NormalTok"/>
+          <w:rFonts w:cstheme="minorBidi"/>
+          <w:sz w:val="18"/>
+          <w:lang w:val="en-GB"/>
+        </w:rPr>
+        <w:t xml:space="preserve">, </w:t>
+      </w:r>
+      <w:proofErr w:type="spellStart"/>
+      <w:r>
+        <w:rPr>
+          <w:rStyle w:val="NormalTok"/>
+          <w:rFonts w:cstheme="minorBidi"/>
+          <w:sz w:val="18"/>
+          <w:lang w:val="en-GB"/>
+        </w:rPr>
+        <w:t>repl</w:t>
+      </w:r>
+      <w:proofErr w:type="spellEnd"/>
+      <w:r>
+        <w:rPr>
+          <w:rStyle w:val="NormalTok"/>
+          <w:rFonts w:cstheme="minorBidi"/>
+          <w:sz w:val="18"/>
+          <w:lang w:val="en-GB"/>
+        </w:rPr>
+        <w:t xml:space="preserve">=FALSE, </w:t>
+      </w:r>
+      <w:proofErr w:type="spellStart"/>
+      <w:r>
+        <w:rPr>
+          <w:rStyle w:val="NormalTok"/>
+          <w:rFonts w:cstheme="minorBidi"/>
+          <w:sz w:val="18"/>
+          <w:lang w:val="en-GB"/>
+        </w:rPr>
+        <w:t>ord</w:t>
+      </w:r>
+      <w:proofErr w:type="spellEnd"/>
+      <w:r>
+        <w:rPr>
+          <w:rStyle w:val="NormalTok"/>
+          <w:rFonts w:cstheme="minorBidi"/>
+          <w:sz w:val="18"/>
+          <w:lang w:val="en-GB"/>
+        </w:rPr>
+        <w:t>=FALSE</w:t>
+      </w:r>
+      <w:r>
+        <w:rPr>
+          <w:rStyle w:val="NormalTok"/>
+          <w:rFonts w:cstheme="minorBidi"/>
+          <w:sz w:val="18"/>
+          <w:lang w:val="en-GB"/>
+        </w:rPr>
+        <w:t>)</w:t>
+      </w:r>
+      <w:r>
+        <w:rPr>
+          <w:rStyle w:val="NormalTok"/>
+          <w:rFonts w:cstheme="minorBidi"/>
+          <w:sz w:val="18"/>
+          <w:lang w:val="en-GB"/>
+        </w:rPr>
+        <w:t xml:space="preserve"> </w:t>
+      </w:r>
+      <w:r>
+        <w:rPr>
+          <w:rStyle w:val="NormalTok"/>
+          <w:rFonts w:cstheme="minorBidi"/>
+          <w:sz w:val="18"/>
+          <w:lang w:val="en-GB"/>
+        </w:rPr>
+        <w:tab/>
+      </w:r>
+      <w:r>
+        <w:rPr>
+          <w:rStyle w:val="NormalTok"/>
+          <w:rFonts w:cstheme="minorBidi"/>
+          <w:sz w:val="18"/>
+          <w:lang w:val="en-GB"/>
+        </w:rPr>
+        <w:tab/>
+      </w:r>
+      <w:r>
+        <w:rPr>
+          <w:rStyle w:val="NormalTok"/>
+          <w:rFonts w:cstheme="minorBidi"/>
+          <w:color w:val="7F7F7F" w:themeColor="text1" w:themeTint="80"/>
+          <w:sz w:val="18"/>
+          <w:lang w:val="en-GB"/>
+        </w:rPr>
+        <w:t xml:space="preserve"># Package </w:t>
+      </w:r>
+      <w:r>
+        <w:rPr>
+          <w:rStyle w:val="NormalTok"/>
+          <w:rFonts w:cstheme="minorBidi"/>
+          <w:color w:val="7F7F7F" w:themeColor="text1" w:themeTint="80"/>
+          <w:sz w:val="18"/>
+          <w:lang w:val="en-GB"/>
+        </w:rPr>
+        <w:t>bedrock</w:t>
+      </w:r>
+    </w:p>
+    <w:p>
+      <w:pPr>
+        <w:pStyle w:val="SourceCode"/>
+        <w:rPr>
+          <w:rStyle w:val="VerbatimChar"/>
+          <w:rFonts w:cstheme="minorBidi"/>
+          <w:sz w:val="18"/>
+          <w:lang w:val="en-GB"/>
+        </w:rPr>
+      </w:pPr>
+      <w:r>
+        <w:rPr>
+          <w:rStyle w:val="VerbatimChar"/>
+          <w:rFonts w:cstheme="minorBidi"/>
+          <w:color w:val="A6A6A6" w:themeColor="background1" w:themeShade="A6"/>
+          <w:sz w:val="18"/>
+          <w:lang w:val="en-GB"/>
+        </w:rPr>
+        <w:lastRenderedPageBreak/>
+        <w:t>##</w:t>
+      </w:r>
+      <w:r>
+        <w:rPr>
+          <w:rStyle w:val="VerbatimChar"/>
+          <w:rFonts w:cstheme="minorBidi"/>
+          <w:sz w:val="18"/>
+          <w:lang w:val="en-GB"/>
+        </w:rPr>
+        <w:t xml:space="preserve">   </w:t>
+      </w:r>
+      <w:proofErr w:type="gramStart"/>
+      <w:r>
+        <w:rPr>
+          <w:rStyle w:val="VerbatimChar"/>
+          <w:rFonts w:cstheme="minorBidi"/>
+          <w:sz w:val="18"/>
+          <w:lang w:val="en-GB"/>
+        </w:rPr>
+        <w:t xml:space="preserve">   [</w:t>
+      </w:r>
+      <w:proofErr w:type="gramEnd"/>
+      <w:r>
+        <w:rPr>
+          <w:rStyle w:val="VerbatimChar"/>
+          <w:rFonts w:cstheme="minorBidi"/>
+          <w:sz w:val="18"/>
+          <w:lang w:val="en-GB"/>
+        </w:rPr>
+        <w:t>,1] [,2]</w:t>
+      </w:r>
+      <w:r>
+        <w:rPr>
+          <w:sz w:val="18"/>
+          <w:lang w:val="en-GB"/>
+        </w:rPr>
+        <w:br/>
+      </w:r>
+      <w:r>
+        <w:rPr>
+          <w:rStyle w:val="VerbatimChar"/>
+          <w:rFonts w:cstheme="minorBidi"/>
+          <w:color w:val="A6A6A6" w:themeColor="background1" w:themeShade="A6"/>
+          <w:sz w:val="18"/>
+          <w:lang w:val="en-GB"/>
+        </w:rPr>
+        <w:t>##</w:t>
+      </w:r>
+      <w:r>
+        <w:rPr>
+          <w:rStyle w:val="VerbatimChar"/>
+          <w:rFonts w:cstheme="minorBidi"/>
+          <w:sz w:val="18"/>
+          <w:lang w:val="en-GB"/>
+        </w:rPr>
+        <w:t xml:space="preserve"> [1,] "a</w:t>
+      </w:r>
+      <w:proofErr w:type="gramStart"/>
+      <w:r>
+        <w:rPr>
+          <w:rStyle w:val="VerbatimChar"/>
+          <w:rFonts w:cstheme="minorBidi"/>
+          <w:sz w:val="18"/>
+          <w:lang w:val="en-GB"/>
+        </w:rPr>
+        <w:t>"  "</w:t>
+      </w:r>
+      <w:proofErr w:type="gramEnd"/>
+      <w:r>
+        <w:rPr>
+          <w:rStyle w:val="VerbatimChar"/>
+          <w:rFonts w:cstheme="minorBidi"/>
+          <w:sz w:val="18"/>
+          <w:lang w:val="en-GB"/>
+        </w:rPr>
+        <w:t xml:space="preserve">b" </w:t>
+      </w:r>
+      <w:r>
+        <w:rPr>
+          <w:sz w:val="18"/>
+          <w:lang w:val="en-GB"/>
+        </w:rPr>
+        <w:br/>
+      </w:r>
+      <w:r>
+        <w:rPr>
+          <w:rStyle w:val="VerbatimChar"/>
+          <w:rFonts w:cstheme="minorBidi"/>
+          <w:color w:val="A6A6A6" w:themeColor="background1" w:themeShade="A6"/>
+          <w:sz w:val="18"/>
+          <w:lang w:val="en-GB"/>
+        </w:rPr>
+        <w:t>##</w:t>
+      </w:r>
+      <w:r>
+        <w:rPr>
+          <w:rStyle w:val="VerbatimChar"/>
+          <w:rFonts w:cstheme="minorBidi"/>
+          <w:sz w:val="18"/>
+          <w:lang w:val="en-GB"/>
+        </w:rPr>
+        <w:t xml:space="preserve"> [2,] "a</w:t>
+      </w:r>
+      <w:proofErr w:type="gramStart"/>
+      <w:r>
+        <w:rPr>
+          <w:rStyle w:val="VerbatimChar"/>
+          <w:rFonts w:cstheme="minorBidi"/>
+          <w:sz w:val="18"/>
+          <w:lang w:val="en-GB"/>
+        </w:rPr>
+        <w:t>"  "</w:t>
+      </w:r>
+      <w:proofErr w:type="gramEnd"/>
+      <w:r>
+        <w:rPr>
+          <w:rStyle w:val="VerbatimChar"/>
+          <w:rFonts w:cstheme="minorBidi"/>
+          <w:sz w:val="18"/>
+          <w:lang w:val="en-GB"/>
+        </w:rPr>
+        <w:t xml:space="preserve">c" </w:t>
+      </w:r>
+      <w:r>
+        <w:rPr>
+          <w:sz w:val="18"/>
+          <w:lang w:val="en-GB"/>
+        </w:rPr>
+        <w:br/>
+      </w:r>
+      <w:r>
+        <w:rPr>
+          <w:rStyle w:val="VerbatimChar"/>
+          <w:rFonts w:cstheme="minorBidi"/>
+          <w:color w:val="A6A6A6" w:themeColor="background1" w:themeShade="A6"/>
+          <w:sz w:val="18"/>
+          <w:lang w:val="en-GB"/>
+        </w:rPr>
+        <w:t>##</w:t>
+      </w:r>
+      <w:r>
+        <w:rPr>
+          <w:rStyle w:val="VerbatimChar"/>
+          <w:rFonts w:cstheme="minorBidi"/>
+          <w:sz w:val="18"/>
+          <w:lang w:val="en-GB"/>
+        </w:rPr>
+        <w:t xml:space="preserve"> [3,] "a</w:t>
+      </w:r>
+      <w:proofErr w:type="gramStart"/>
+      <w:r>
+        <w:rPr>
+          <w:rStyle w:val="VerbatimChar"/>
+          <w:rFonts w:cstheme="minorBidi"/>
+          <w:sz w:val="18"/>
+          <w:lang w:val="en-GB"/>
+        </w:rPr>
+        <w:t>"  "</w:t>
+      </w:r>
+      <w:proofErr w:type="gramEnd"/>
+      <w:r>
+        <w:rPr>
+          <w:rStyle w:val="VerbatimChar"/>
+          <w:rFonts w:cstheme="minorBidi"/>
+          <w:sz w:val="18"/>
+          <w:lang w:val="en-GB"/>
+        </w:rPr>
+        <w:t xml:space="preserve">d" </w:t>
+      </w:r>
+      <w:r>
+        <w:rPr>
+          <w:sz w:val="18"/>
+          <w:lang w:val="en-GB"/>
+        </w:rPr>
+        <w:br/>
+      </w:r>
+      <w:r>
+        <w:rPr>
+          <w:rStyle w:val="VerbatimChar"/>
+          <w:rFonts w:cstheme="minorBidi"/>
+          <w:color w:val="A6A6A6" w:themeColor="background1" w:themeShade="A6"/>
+          <w:sz w:val="18"/>
+          <w:lang w:val="en-GB"/>
+        </w:rPr>
+        <w:t>##</w:t>
+      </w:r>
+      <w:r>
+        <w:rPr>
+          <w:rStyle w:val="VerbatimChar"/>
+          <w:rFonts w:cstheme="minorBidi"/>
+          <w:sz w:val="18"/>
+          <w:lang w:val="en-GB"/>
+        </w:rPr>
+        <w:t xml:space="preserve"> [4,] "b</w:t>
+      </w:r>
+      <w:proofErr w:type="gramStart"/>
+      <w:r>
+        <w:rPr>
+          <w:rStyle w:val="VerbatimChar"/>
+          <w:rFonts w:cstheme="minorBidi"/>
+          <w:sz w:val="18"/>
+          <w:lang w:val="en-GB"/>
+        </w:rPr>
+        <w:t>"  "</w:t>
+      </w:r>
+      <w:proofErr w:type="gramEnd"/>
+      <w:r>
+        <w:rPr>
+          <w:rStyle w:val="VerbatimChar"/>
+          <w:rFonts w:cstheme="minorBidi"/>
+          <w:sz w:val="18"/>
+          <w:lang w:val="en-GB"/>
+        </w:rPr>
+        <w:t xml:space="preserve">c" </w:t>
+      </w:r>
+      <w:r>
+        <w:rPr>
+          <w:sz w:val="18"/>
+          <w:lang w:val="en-GB"/>
+        </w:rPr>
+        <w:br/>
+      </w:r>
+      <w:r>
+        <w:rPr>
+          <w:rStyle w:val="VerbatimChar"/>
+          <w:rFonts w:cstheme="minorBidi"/>
+          <w:color w:val="A6A6A6" w:themeColor="background1" w:themeShade="A6"/>
+          <w:sz w:val="18"/>
+          <w:lang w:val="en-GB"/>
+        </w:rPr>
+        <w:t>##</w:t>
+      </w:r>
+      <w:r>
+        <w:rPr>
+          <w:rStyle w:val="VerbatimChar"/>
+          <w:rFonts w:cstheme="minorBidi"/>
+          <w:sz w:val="18"/>
+          <w:lang w:val="en-GB"/>
+        </w:rPr>
+        <w:t xml:space="preserve"> [5,] "b</w:t>
+      </w:r>
+      <w:proofErr w:type="gramStart"/>
+      <w:r>
+        <w:rPr>
+          <w:rStyle w:val="VerbatimChar"/>
+          <w:rFonts w:cstheme="minorBidi"/>
+          <w:sz w:val="18"/>
+          <w:lang w:val="en-GB"/>
+        </w:rPr>
+        <w:t>"  "</w:t>
+      </w:r>
+      <w:proofErr w:type="gramEnd"/>
+      <w:r>
+        <w:rPr>
+          <w:rStyle w:val="VerbatimChar"/>
+          <w:rFonts w:cstheme="minorBidi"/>
+          <w:sz w:val="18"/>
+          <w:lang w:val="en-GB"/>
+        </w:rPr>
+        <w:t xml:space="preserve">d" </w:t>
+      </w:r>
+      <w:r>
+        <w:rPr>
+          <w:sz w:val="18"/>
+          <w:lang w:val="en-GB"/>
+        </w:rPr>
+        <w:br/>
+      </w:r>
+      <w:r>
+        <w:rPr>
+          <w:rStyle w:val="VerbatimChar"/>
+          <w:rFonts w:cstheme="minorBidi"/>
+          <w:color w:val="A6A6A6" w:themeColor="background1" w:themeShade="A6"/>
+          <w:sz w:val="18"/>
+          <w:lang w:val="en-GB"/>
+        </w:rPr>
+        <w:t>##</w:t>
+      </w:r>
+      <w:r>
+        <w:rPr>
+          <w:rStyle w:val="VerbatimChar"/>
+          <w:rFonts w:cstheme="minorBidi"/>
+          <w:sz w:val="18"/>
+          <w:lang w:val="en-GB"/>
+        </w:rPr>
+        <w:t xml:space="preserve"> [6,] "c</w:t>
+      </w:r>
+      <w:proofErr w:type="gramStart"/>
+      <w:r>
+        <w:rPr>
+          <w:rStyle w:val="VerbatimChar"/>
+          <w:rFonts w:cstheme="minorBidi"/>
+          <w:sz w:val="18"/>
+          <w:lang w:val="en-GB"/>
+        </w:rPr>
+        <w:t>"  "</w:t>
+      </w:r>
+      <w:proofErr w:type="gramEnd"/>
+      <w:r>
+        <w:rPr>
+          <w:rStyle w:val="VerbatimChar"/>
+          <w:rFonts w:cstheme="minorBidi"/>
+          <w:sz w:val="18"/>
+          <w:lang w:val="en-GB"/>
+        </w:rPr>
+        <w:t>d"</w:t>
+      </w:r>
+    </w:p>
+    <w:p>
+      <w:pPr>
+        <w:rPr>
+          <w:lang w:val="en-GB"/>
+        </w:rPr>
+      </w:pPr>
+    </w:p>
+    <w:p>
+      <w:pPr>
+        <w:rPr>
+          <w:lang w:val="en-GB"/>
+        </w:rPr>
+      </w:pPr>
     </w:p>
     <w:p>
       <w:pPr>
@@ -8459,8 +9499,7 @@
           <w:sz w:val="28"/>
           <w:lang w:val="en-GB"/>
         </w:rPr>
-        <w:lastRenderedPageBreak/>
-        <w:t>4</w:t>
+        <w:t>5</w:t>
       </w:r>
       <w:r>
         <w:rPr>
@@ -8478,7 +9517,7 @@
           <w:sz w:val="28"/>
           <w:lang w:val="en-GB"/>
         </w:rPr>
-        <w:t>U</w:t>
+        <w:t>O</w:t>
       </w:r>
       <w:r>
         <w:rPr>
@@ -8487,7 +9526,7 @@
           <w:sz w:val="28"/>
           <w:lang w:val="en-GB"/>
         </w:rPr>
-        <w:t xml:space="preserve">nordered samples of size m, without replacement, from a set of n objects </w:t>
+        <w:t xml:space="preserve">rdered samples of size m, with replacement, from n objects </w:t>
       </w:r>
     </w:p>
     <w:p>
@@ -8517,1085 +9556,15 @@
       <w:r>
         <w:rPr>
           <w:rFonts w:ascii="Cambria" w:hAnsi="Cambria"/>
-          <w:position w:val="-26"/>
-          <w:sz w:val="20"/>
-          <w:lang w:val="en-GB"/>
-        </w:rPr>
-        <w:object w:dxaOrig="4099" w:dyaOrig="620" w14:anchorId="2929A5AC">
-          <v:shape id="_x0000_i1026" type="#_x0000_t75" style="width:204.75pt;height:30.75pt" o:ole="">
-            <v:imagedata r:id="rId10" o:title=""/>
-          </v:shape>
-          <o:OLEObject Type="Embed" ProgID="Equation.3" ShapeID="_x0000_i1026" DrawAspect="Content" ObjectID="_1843793743" r:id="rId11"/>
-        </w:object>
-      </w:r>
-    </w:p>
-    <w:p>
-      <w:pPr>
-        <w:rPr>
-          <w:rFonts w:ascii="Cambria" w:hAnsi="Cambria"/>
-          <w:sz w:val="20"/>
-          <w:lang w:val="en-GB"/>
-        </w:rPr>
-      </w:pPr>
-      <w:r>
-        <w:rPr>
-          <w:rFonts w:ascii="Cambria" w:hAnsi="Cambria"/>
-          <w:sz w:val="20"/>
-          <w:lang w:val="en-GB"/>
-        </w:rPr>
-        <w:t xml:space="preserve">That’s exactly what </w:t>
-      </w:r>
-      <w:proofErr w:type="gramStart"/>
-      <w:r>
-        <w:rPr>
-          <w:rFonts w:ascii="Consolas" w:hAnsi="Consolas" w:cs="Consolas"/>
-          <w:sz w:val="18"/>
-          <w:lang w:val="en-GB"/>
-        </w:rPr>
-        <w:t>choose</w:t>
-      </w:r>
-      <w:r>
-        <w:rPr>
-          <w:rFonts w:ascii="Consolas" w:hAnsi="Consolas" w:cs="Consolas"/>
-          <w:sz w:val="18"/>
-          <w:lang w:val="en-GB"/>
-        </w:rPr>
-        <w:t>(</w:t>
-      </w:r>
-      <w:proofErr w:type="gramEnd"/>
-      <w:r>
-        <w:rPr>
-          <w:rFonts w:ascii="Consolas" w:hAnsi="Consolas" w:cs="Consolas"/>
-          <w:sz w:val="18"/>
-          <w:lang w:val="en-GB"/>
-        </w:rPr>
-        <w:t>)</w:t>
-      </w:r>
-      <w:r>
-        <w:rPr>
-          <w:rFonts w:ascii="Cambria" w:hAnsi="Cambria"/>
-          <w:sz w:val="18"/>
-          <w:lang w:val="en-GB"/>
-        </w:rPr>
-        <w:t xml:space="preserve"> </w:t>
-      </w:r>
-      <w:r>
-        <w:rPr>
-          <w:rFonts w:ascii="Cambria" w:hAnsi="Cambria"/>
-          <w:sz w:val="20"/>
-          <w:lang w:val="en-GB"/>
-        </w:rPr>
-        <w:t>returns.</w:t>
-      </w:r>
-    </w:p>
-    <w:p>
-      <w:pPr>
-        <w:rPr>
-          <w:rFonts w:ascii="Cambria" w:hAnsi="Cambria"/>
-          <w:sz w:val="20"/>
-          <w:lang w:val="en-GB"/>
-        </w:rPr>
-      </w:pPr>
-      <w:r>
-        <w:rPr>
-          <w:rFonts w:ascii="Cambria" w:hAnsi="Cambria"/>
-          <w:sz w:val="20"/>
-          <w:lang w:val="en-GB"/>
-        </w:rPr>
-        <w:t xml:space="preserve">For creating the whole dataset of the combinations, </w:t>
-      </w:r>
-      <w:r>
-        <w:rPr>
-          <w:rFonts w:ascii="Cambria" w:hAnsi="Cambria"/>
-          <w:sz w:val="20"/>
-          <w:lang w:val="en-GB"/>
-        </w:rPr>
-        <w:t xml:space="preserve">again </w:t>
-      </w:r>
-      <w:r>
-        <w:rPr>
-          <w:rFonts w:ascii="Cambria" w:hAnsi="Cambria"/>
-          <w:sz w:val="20"/>
-          <w:lang w:val="en-GB"/>
-        </w:rPr>
-        <w:t xml:space="preserve">the function </w:t>
-      </w:r>
-      <w:proofErr w:type="gramStart"/>
-      <w:r>
-        <w:rPr>
-          <w:rFonts w:ascii="Consolas" w:hAnsi="Consolas" w:cs="Consolas"/>
-          <w:sz w:val="18"/>
-          <w:lang w:val="en-GB"/>
-        </w:rPr>
-        <w:t>bedrock</w:t>
-      </w:r>
-      <w:r>
-        <w:rPr>
-          <w:rFonts w:ascii="Consolas" w:hAnsi="Consolas" w:cs="Consolas"/>
-          <w:sz w:val="18"/>
-          <w:lang w:val="en-GB"/>
-        </w:rPr>
-        <w:t>::</w:t>
-      </w:r>
-      <w:proofErr w:type="spellStart"/>
-      <w:r>
-        <w:rPr>
-          <w:rFonts w:ascii="Consolas" w:hAnsi="Consolas" w:cs="Consolas"/>
-          <w:sz w:val="18"/>
-          <w:lang w:val="en-GB"/>
-        </w:rPr>
-        <w:t>c</w:t>
-      </w:r>
-      <w:r>
-        <w:rPr>
-          <w:rFonts w:ascii="Consolas" w:hAnsi="Consolas" w:cs="Consolas"/>
-          <w:sz w:val="18"/>
-          <w:lang w:val="en-GB"/>
-        </w:rPr>
-        <w:t>ombSet</w:t>
-      </w:r>
-      <w:proofErr w:type="spellEnd"/>
-      <w:r>
-        <w:rPr>
-          <w:rFonts w:ascii="Consolas" w:hAnsi="Consolas" w:cs="Consolas"/>
-          <w:sz w:val="18"/>
-          <w:lang w:val="en-GB"/>
-        </w:rPr>
-        <w:t>(</w:t>
-      </w:r>
-      <w:proofErr w:type="gramEnd"/>
-      <w:r>
-        <w:rPr>
-          <w:rFonts w:ascii="Consolas" w:hAnsi="Consolas" w:cs="Consolas"/>
-          <w:sz w:val="18"/>
-          <w:lang w:val="en-GB"/>
-        </w:rPr>
-        <w:t>)</w:t>
-      </w:r>
-      <w:r>
-        <w:rPr>
-          <w:rFonts w:ascii="Cambria" w:hAnsi="Cambria"/>
-          <w:sz w:val="20"/>
-          <w:lang w:val="en-GB"/>
-        </w:rPr>
-        <w:t xml:space="preserve"> can be used.</w:t>
-      </w:r>
-    </w:p>
-    <w:p>
-      <w:pPr>
-        <w:pStyle w:val="SourceCode"/>
-        <w:rPr>
-          <w:rStyle w:val="NormalTok"/>
-          <w:rFonts w:cstheme="minorBidi"/>
-          <w:color w:val="7F7F7F" w:themeColor="text1" w:themeTint="80"/>
-          <w:sz w:val="18"/>
-          <w:lang w:val="en-GB"/>
-        </w:rPr>
-      </w:pPr>
-      <w:proofErr w:type="gramStart"/>
-      <w:r>
-        <w:rPr>
-          <w:rStyle w:val="KeywordTok"/>
-          <w:rFonts w:cstheme="minorBidi"/>
-          <w:sz w:val="18"/>
-          <w:lang w:val="en-GB"/>
-        </w:rPr>
-        <w:t>choose</w:t>
-      </w:r>
-      <w:r>
-        <w:rPr>
-          <w:rStyle w:val="NormalTok"/>
-          <w:rFonts w:cstheme="minorBidi"/>
-          <w:sz w:val="18"/>
-          <w:lang w:val="en-GB"/>
-        </w:rPr>
-        <w:t>(</w:t>
-      </w:r>
-      <w:proofErr w:type="gramEnd"/>
-      <w:r>
-        <w:rPr>
-          <w:rStyle w:val="NormalTok"/>
-          <w:rFonts w:cstheme="minorBidi"/>
-          <w:sz w:val="18"/>
-          <w:lang w:val="en-GB"/>
-        </w:rPr>
-        <w:t>n, m)</w:t>
-      </w:r>
-      <w:r>
-        <w:rPr>
-          <w:rStyle w:val="NormalTok"/>
-          <w:rFonts w:cstheme="minorBidi"/>
-          <w:sz w:val="18"/>
-          <w:lang w:val="en-GB"/>
-        </w:rPr>
-        <w:t xml:space="preserve"> </w:t>
-      </w:r>
-      <w:r>
-        <w:rPr>
-          <w:rStyle w:val="NormalTok"/>
-          <w:rFonts w:cstheme="minorBidi"/>
-          <w:sz w:val="18"/>
-          <w:lang w:val="en-GB"/>
-        </w:rPr>
-        <w:tab/>
-      </w:r>
-      <w:r>
-        <w:rPr>
-          <w:rStyle w:val="NormalTok"/>
-          <w:rFonts w:cstheme="minorBidi"/>
-          <w:sz w:val="18"/>
-          <w:lang w:val="en-GB"/>
-        </w:rPr>
-        <w:tab/>
-      </w:r>
-      <w:r>
-        <w:rPr>
-          <w:rStyle w:val="NormalTok"/>
-          <w:rFonts w:cstheme="minorBidi"/>
-          <w:sz w:val="18"/>
-          <w:lang w:val="en-GB"/>
-        </w:rPr>
-        <w:tab/>
-      </w:r>
-      <w:r>
-        <w:rPr>
-          <w:rStyle w:val="NormalTok"/>
-          <w:rFonts w:cstheme="minorBidi"/>
-          <w:sz w:val="18"/>
-          <w:lang w:val="en-GB"/>
-        </w:rPr>
-        <w:tab/>
-      </w:r>
-      <w:r>
-        <w:rPr>
-          <w:rStyle w:val="NormalTok"/>
-          <w:rFonts w:cstheme="minorBidi"/>
-          <w:sz w:val="18"/>
-          <w:lang w:val="en-GB"/>
-        </w:rPr>
-        <w:tab/>
-      </w:r>
-      <w:r>
-        <w:rPr>
-          <w:rStyle w:val="NormalTok"/>
-          <w:rFonts w:cstheme="minorBidi"/>
-          <w:sz w:val="18"/>
-          <w:lang w:val="en-GB"/>
-        </w:rPr>
-        <w:tab/>
-      </w:r>
-      <w:r>
-        <w:rPr>
-          <w:rStyle w:val="NormalTok"/>
-          <w:rFonts w:cstheme="minorBidi"/>
-          <w:color w:val="7F7F7F" w:themeColor="text1" w:themeTint="80"/>
-          <w:sz w:val="18"/>
-          <w:lang w:val="en-GB"/>
-        </w:rPr>
-        <w:t xml:space="preserve"># </w:t>
-      </w:r>
-      <w:r>
-        <w:rPr>
-          <w:rStyle w:val="NormalTok"/>
-          <w:rFonts w:cstheme="minorBidi"/>
-          <w:color w:val="7F7F7F" w:themeColor="text1" w:themeTint="80"/>
-          <w:sz w:val="18"/>
-          <w:lang w:val="en-GB"/>
-        </w:rPr>
-        <w:t>base R</w:t>
-      </w:r>
-    </w:p>
-    <w:p>
-      <w:pPr>
-        <w:pStyle w:val="SourceCode"/>
-        <w:rPr>
-          <w:sz w:val="18"/>
-          <w:lang w:val="en-US"/>
-        </w:rPr>
-      </w:pPr>
-      <w:proofErr w:type="spellStart"/>
-      <w:proofErr w:type="gramStart"/>
-      <w:r>
-        <w:rPr>
-          <w:rStyle w:val="KeywordTok"/>
-          <w:rFonts w:cstheme="minorBidi"/>
-          <w:sz w:val="18"/>
-          <w:lang w:val="en-US"/>
-        </w:rPr>
-        <w:t>c</w:t>
-      </w:r>
-      <w:r>
-        <w:rPr>
-          <w:rStyle w:val="KeywordTok"/>
-          <w:rFonts w:cstheme="minorBidi"/>
-          <w:sz w:val="18"/>
-          <w:lang w:val="en-US"/>
-        </w:rPr>
-        <w:t>ombN</w:t>
-      </w:r>
-      <w:proofErr w:type="spellEnd"/>
-      <w:r>
-        <w:rPr>
-          <w:rStyle w:val="NormalTok"/>
-          <w:rFonts w:cstheme="minorBidi"/>
-          <w:sz w:val="18"/>
-          <w:lang w:val="en-US"/>
-        </w:rPr>
-        <w:t>(</w:t>
-      </w:r>
-      <w:proofErr w:type="gramEnd"/>
-      <w:r>
-        <w:rPr>
-          <w:rStyle w:val="NormalTok"/>
-          <w:rFonts w:cstheme="minorBidi"/>
-          <w:sz w:val="18"/>
-          <w:lang w:val="en-US"/>
-        </w:rPr>
-        <w:t xml:space="preserve">n, </w:t>
-      </w:r>
-      <w:proofErr w:type="gramStart"/>
-      <w:r>
-        <w:rPr>
-          <w:rStyle w:val="NormalTok"/>
-          <w:rFonts w:cstheme="minorBidi"/>
-          <w:sz w:val="18"/>
-          <w:lang w:val="en-US"/>
-        </w:rPr>
-        <w:t xml:space="preserve">m) </w:t>
-      </w:r>
-      <w:r>
-        <w:rPr>
-          <w:rStyle w:val="NormalTok"/>
-          <w:rFonts w:cstheme="minorBidi"/>
-          <w:sz w:val="18"/>
-          <w:lang w:val="en-US"/>
-        </w:rPr>
-        <w:tab/>
-      </w:r>
-      <w:r>
-        <w:rPr>
-          <w:rStyle w:val="NormalTok"/>
-          <w:rFonts w:cstheme="minorBidi"/>
-          <w:sz w:val="18"/>
-          <w:lang w:val="en-US"/>
-        </w:rPr>
-        <w:tab/>
-      </w:r>
-      <w:r>
-        <w:rPr>
-          <w:rStyle w:val="NormalTok"/>
-          <w:rFonts w:cstheme="minorBidi"/>
-          <w:sz w:val="18"/>
-          <w:lang w:val="en-US"/>
-        </w:rPr>
-        <w:tab/>
-      </w:r>
-      <w:r>
-        <w:rPr>
-          <w:rStyle w:val="NormalTok"/>
-          <w:rFonts w:cstheme="minorBidi"/>
-          <w:sz w:val="18"/>
-          <w:lang w:val="en-US"/>
-        </w:rPr>
-        <w:tab/>
-      </w:r>
-      <w:r>
-        <w:rPr>
-          <w:rStyle w:val="NormalTok"/>
-          <w:rFonts w:cstheme="minorBidi"/>
-          <w:sz w:val="18"/>
-          <w:lang w:val="en-US"/>
-        </w:rPr>
-        <w:tab/>
-      </w:r>
-      <w:r>
-        <w:rPr>
-          <w:rStyle w:val="NormalTok"/>
-          <w:rFonts w:cstheme="minorBidi"/>
-          <w:sz w:val="18"/>
-          <w:lang w:val="en-US"/>
-        </w:rPr>
-        <w:tab/>
-      </w:r>
-      <w:r>
-        <w:rPr>
-          <w:rStyle w:val="NormalTok"/>
-          <w:rFonts w:cstheme="minorBidi"/>
-          <w:color w:val="7F7F7F" w:themeColor="text1" w:themeTint="80"/>
-          <w:sz w:val="18"/>
-          <w:lang w:val="en-US"/>
-        </w:rPr>
-        <w:t>#</w:t>
-      </w:r>
-      <w:proofErr w:type="gramEnd"/>
-      <w:r>
-        <w:rPr>
-          <w:rStyle w:val="NormalTok"/>
-          <w:rFonts w:cstheme="minorBidi"/>
-          <w:color w:val="7F7F7F" w:themeColor="text1" w:themeTint="80"/>
-          <w:sz w:val="18"/>
-          <w:lang w:val="en-US"/>
-        </w:rPr>
-        <w:t xml:space="preserve"> Package </w:t>
-      </w:r>
-      <w:r>
-        <w:rPr>
-          <w:rStyle w:val="NormalTok"/>
-          <w:rFonts w:cstheme="minorBidi"/>
-          <w:color w:val="7F7F7F" w:themeColor="text1" w:themeTint="80"/>
-          <w:sz w:val="18"/>
-          <w:lang w:val="en-US"/>
-        </w:rPr>
-        <w:t>bedrock</w:t>
-      </w:r>
-    </w:p>
-    <w:p>
-      <w:pPr>
-        <w:pStyle w:val="SourceCode"/>
-        <w:rPr>
-          <w:sz w:val="18"/>
-          <w:lang w:val="en-US"/>
-        </w:rPr>
-      </w:pPr>
-      <w:r>
-        <w:rPr>
-          <w:rStyle w:val="VerbatimChar"/>
-          <w:rFonts w:cstheme="minorBidi"/>
-          <w:color w:val="A6A6A6" w:themeColor="background1" w:themeShade="A6"/>
-          <w:sz w:val="18"/>
-          <w:lang w:val="en-US"/>
-        </w:rPr>
-        <w:t>##</w:t>
-      </w:r>
-      <w:r>
-        <w:rPr>
-          <w:rStyle w:val="VerbatimChar"/>
-          <w:rFonts w:cstheme="minorBidi"/>
-          <w:sz w:val="18"/>
-          <w:lang w:val="en-US"/>
-        </w:rPr>
-        <w:t xml:space="preserve"> [1] 6</w:t>
-      </w:r>
-    </w:p>
-    <w:p>
-      <w:pPr>
-        <w:pStyle w:val="SourceCode"/>
-        <w:rPr>
-          <w:sz w:val="18"/>
-          <w:lang w:val="en-GB"/>
-        </w:rPr>
-      </w:pPr>
-      <w:r>
-        <w:rPr>
-          <w:rStyle w:val="CommentTok"/>
-          <w:rFonts w:cstheme="minorBidi"/>
-          <w:i w:val="0"/>
-          <w:sz w:val="18"/>
-          <w:lang w:val="en-GB"/>
-        </w:rPr>
-        <w:t xml:space="preserve"># </w:t>
-      </w:r>
-      <w:proofErr w:type="gramStart"/>
-      <w:r>
-        <w:rPr>
-          <w:rStyle w:val="CommentTok"/>
-          <w:rFonts w:cstheme="minorBidi"/>
-          <w:i w:val="0"/>
-          <w:sz w:val="18"/>
-          <w:lang w:val="en-GB"/>
-        </w:rPr>
-        <w:t>generate</w:t>
-      </w:r>
-      <w:proofErr w:type="gramEnd"/>
-      <w:r>
-        <w:rPr>
-          <w:rStyle w:val="CommentTok"/>
-          <w:rFonts w:cstheme="minorBidi"/>
-          <w:i w:val="0"/>
-          <w:sz w:val="18"/>
-          <w:lang w:val="en-GB"/>
-        </w:rPr>
-        <w:t xml:space="preserve"> all samples</w:t>
-      </w:r>
-      <w:r>
-        <w:rPr>
-          <w:sz w:val="18"/>
-          <w:lang w:val="en-GB"/>
-        </w:rPr>
-        <w:br/>
-      </w:r>
-      <w:proofErr w:type="spellStart"/>
-      <w:proofErr w:type="gramStart"/>
-      <w:r>
-        <w:rPr>
-          <w:rStyle w:val="KeywordTok"/>
-          <w:rFonts w:cstheme="minorBidi"/>
-          <w:sz w:val="18"/>
-          <w:lang w:val="en-GB"/>
-        </w:rPr>
-        <w:t>c</w:t>
-      </w:r>
-      <w:r>
-        <w:rPr>
-          <w:rStyle w:val="KeywordTok"/>
-          <w:rFonts w:cstheme="minorBidi"/>
-          <w:sz w:val="18"/>
-          <w:lang w:val="en-GB"/>
-        </w:rPr>
-        <w:t>ombSet</w:t>
-      </w:r>
-      <w:proofErr w:type="spellEnd"/>
-      <w:r>
-        <w:rPr>
-          <w:rStyle w:val="NormalTok"/>
-          <w:rFonts w:cstheme="minorBidi"/>
-          <w:sz w:val="18"/>
-          <w:lang w:val="en-GB"/>
-        </w:rPr>
-        <w:t>(</w:t>
-      </w:r>
-      <w:proofErr w:type="gramEnd"/>
-      <w:r>
-        <w:rPr>
-          <w:rStyle w:val="NormalTok"/>
-          <w:rFonts w:cstheme="minorBidi"/>
-          <w:sz w:val="18"/>
-          <w:lang w:val="en-GB"/>
-        </w:rPr>
-        <w:t>x, m</w:t>
-      </w:r>
-      <w:r>
-        <w:rPr>
-          <w:rStyle w:val="NormalTok"/>
-          <w:rFonts w:cstheme="minorBidi"/>
-          <w:sz w:val="18"/>
-          <w:lang w:val="en-GB"/>
-        </w:rPr>
-        <w:t xml:space="preserve">, </w:t>
-      </w:r>
-      <w:proofErr w:type="spellStart"/>
-      <w:r>
-        <w:rPr>
-          <w:rStyle w:val="NormalTok"/>
-          <w:rFonts w:cstheme="minorBidi"/>
-          <w:sz w:val="18"/>
-          <w:lang w:val="en-GB"/>
-        </w:rPr>
-        <w:t>repl</w:t>
-      </w:r>
-      <w:proofErr w:type="spellEnd"/>
-      <w:r>
-        <w:rPr>
-          <w:rStyle w:val="NormalTok"/>
-          <w:rFonts w:cstheme="minorBidi"/>
-          <w:sz w:val="18"/>
-          <w:lang w:val="en-GB"/>
-        </w:rPr>
-        <w:t xml:space="preserve">=FALSE, </w:t>
-      </w:r>
-      <w:proofErr w:type="spellStart"/>
-      <w:r>
-        <w:rPr>
-          <w:rStyle w:val="NormalTok"/>
-          <w:rFonts w:cstheme="minorBidi"/>
-          <w:sz w:val="18"/>
-          <w:lang w:val="en-GB"/>
-        </w:rPr>
-        <w:t>ord</w:t>
-      </w:r>
-      <w:proofErr w:type="spellEnd"/>
-      <w:r>
-        <w:rPr>
-          <w:rStyle w:val="NormalTok"/>
-          <w:rFonts w:cstheme="minorBidi"/>
-          <w:sz w:val="18"/>
-          <w:lang w:val="en-GB"/>
-        </w:rPr>
-        <w:t>=FALSE</w:t>
-      </w:r>
-      <w:r>
-        <w:rPr>
-          <w:rStyle w:val="NormalTok"/>
-          <w:rFonts w:cstheme="minorBidi"/>
-          <w:sz w:val="18"/>
-          <w:lang w:val="en-GB"/>
-        </w:rPr>
-        <w:t>)</w:t>
-      </w:r>
-      <w:r>
-        <w:rPr>
-          <w:rStyle w:val="NormalTok"/>
-          <w:rFonts w:cstheme="minorBidi"/>
-          <w:sz w:val="18"/>
-          <w:lang w:val="en-GB"/>
-        </w:rPr>
-        <w:t xml:space="preserve"> </w:t>
-      </w:r>
-      <w:r>
-        <w:rPr>
-          <w:rStyle w:val="NormalTok"/>
-          <w:rFonts w:cstheme="minorBidi"/>
-          <w:sz w:val="18"/>
-          <w:lang w:val="en-GB"/>
-        </w:rPr>
-        <w:tab/>
-      </w:r>
-      <w:r>
-        <w:rPr>
-          <w:rStyle w:val="NormalTok"/>
-          <w:rFonts w:cstheme="minorBidi"/>
-          <w:sz w:val="18"/>
-          <w:lang w:val="en-GB"/>
-        </w:rPr>
-        <w:tab/>
-      </w:r>
-      <w:r>
-        <w:rPr>
-          <w:rStyle w:val="NormalTok"/>
-          <w:rFonts w:cstheme="minorBidi"/>
-          <w:color w:val="7F7F7F" w:themeColor="text1" w:themeTint="80"/>
-          <w:sz w:val="18"/>
-          <w:lang w:val="en-GB"/>
-        </w:rPr>
-        <w:t xml:space="preserve"># Package </w:t>
-      </w:r>
-      <w:r>
-        <w:rPr>
-          <w:rStyle w:val="NormalTok"/>
-          <w:rFonts w:cstheme="minorBidi"/>
-          <w:color w:val="7F7F7F" w:themeColor="text1" w:themeTint="80"/>
-          <w:sz w:val="18"/>
-          <w:lang w:val="en-GB"/>
-        </w:rPr>
-        <w:t>bedrock</w:t>
-      </w:r>
-    </w:p>
-    <w:p>
-      <w:pPr>
-        <w:pStyle w:val="SourceCode"/>
-        <w:rPr>
-          <w:rStyle w:val="VerbatimChar"/>
-          <w:rFonts w:cstheme="minorBidi"/>
-          <w:sz w:val="18"/>
-          <w:lang w:val="en-GB"/>
-        </w:rPr>
-      </w:pPr>
-      <w:r>
-        <w:rPr>
-          <w:rStyle w:val="VerbatimChar"/>
-          <w:rFonts w:cstheme="minorBidi"/>
-          <w:color w:val="A6A6A6" w:themeColor="background1" w:themeShade="A6"/>
-          <w:sz w:val="18"/>
-          <w:lang w:val="en-GB"/>
-        </w:rPr>
-        <w:t>##</w:t>
-      </w:r>
-      <w:r>
-        <w:rPr>
-          <w:rStyle w:val="VerbatimChar"/>
-          <w:rFonts w:cstheme="minorBidi"/>
-          <w:sz w:val="18"/>
-          <w:lang w:val="en-GB"/>
-        </w:rPr>
-        <w:t xml:space="preserve">   </w:t>
-      </w:r>
-      <w:proofErr w:type="gramStart"/>
-      <w:r>
-        <w:rPr>
-          <w:rStyle w:val="VerbatimChar"/>
-          <w:rFonts w:cstheme="minorBidi"/>
-          <w:sz w:val="18"/>
-          <w:lang w:val="en-GB"/>
-        </w:rPr>
-        <w:t xml:space="preserve">   [</w:t>
-      </w:r>
-      <w:proofErr w:type="gramEnd"/>
-      <w:r>
-        <w:rPr>
-          <w:rStyle w:val="VerbatimChar"/>
-          <w:rFonts w:cstheme="minorBidi"/>
-          <w:sz w:val="18"/>
-          <w:lang w:val="en-GB"/>
-        </w:rPr>
-        <w:t>,1] [,2]</w:t>
-      </w:r>
-      <w:r>
-        <w:rPr>
-          <w:sz w:val="18"/>
-          <w:lang w:val="en-GB"/>
-        </w:rPr>
-        <w:br/>
-      </w:r>
-      <w:r>
-        <w:rPr>
-          <w:rStyle w:val="VerbatimChar"/>
-          <w:rFonts w:cstheme="minorBidi"/>
-          <w:color w:val="A6A6A6" w:themeColor="background1" w:themeShade="A6"/>
-          <w:sz w:val="18"/>
-          <w:lang w:val="en-GB"/>
-        </w:rPr>
-        <w:t>##</w:t>
-      </w:r>
-      <w:r>
-        <w:rPr>
-          <w:rStyle w:val="VerbatimChar"/>
-          <w:rFonts w:cstheme="minorBidi"/>
-          <w:sz w:val="18"/>
-          <w:lang w:val="en-GB"/>
-        </w:rPr>
-        <w:t xml:space="preserve"> [1,] "a</w:t>
-      </w:r>
-      <w:proofErr w:type="gramStart"/>
-      <w:r>
-        <w:rPr>
-          <w:rStyle w:val="VerbatimChar"/>
-          <w:rFonts w:cstheme="minorBidi"/>
-          <w:sz w:val="18"/>
-          <w:lang w:val="en-GB"/>
-        </w:rPr>
-        <w:t>"  "</w:t>
-      </w:r>
-      <w:proofErr w:type="gramEnd"/>
-      <w:r>
-        <w:rPr>
-          <w:rStyle w:val="VerbatimChar"/>
-          <w:rFonts w:cstheme="minorBidi"/>
-          <w:sz w:val="18"/>
-          <w:lang w:val="en-GB"/>
-        </w:rPr>
-        <w:t xml:space="preserve">b" </w:t>
-      </w:r>
-      <w:r>
-        <w:rPr>
-          <w:sz w:val="18"/>
-          <w:lang w:val="en-GB"/>
-        </w:rPr>
-        <w:br/>
-      </w:r>
-      <w:r>
-        <w:rPr>
-          <w:rStyle w:val="VerbatimChar"/>
-          <w:rFonts w:cstheme="minorBidi"/>
-          <w:color w:val="A6A6A6" w:themeColor="background1" w:themeShade="A6"/>
-          <w:sz w:val="18"/>
-          <w:lang w:val="en-GB"/>
-        </w:rPr>
-        <w:t>##</w:t>
-      </w:r>
-      <w:r>
-        <w:rPr>
-          <w:rStyle w:val="VerbatimChar"/>
-          <w:rFonts w:cstheme="minorBidi"/>
-          <w:sz w:val="18"/>
-          <w:lang w:val="en-GB"/>
-        </w:rPr>
-        <w:t xml:space="preserve"> [2,] "a</w:t>
-      </w:r>
-      <w:proofErr w:type="gramStart"/>
-      <w:r>
-        <w:rPr>
-          <w:rStyle w:val="VerbatimChar"/>
-          <w:rFonts w:cstheme="minorBidi"/>
-          <w:sz w:val="18"/>
-          <w:lang w:val="en-GB"/>
-        </w:rPr>
-        <w:t>"  "</w:t>
-      </w:r>
-      <w:proofErr w:type="gramEnd"/>
-      <w:r>
-        <w:rPr>
-          <w:rStyle w:val="VerbatimChar"/>
-          <w:rFonts w:cstheme="minorBidi"/>
-          <w:sz w:val="18"/>
-          <w:lang w:val="en-GB"/>
-        </w:rPr>
-        <w:t xml:space="preserve">c" </w:t>
-      </w:r>
-      <w:r>
-        <w:rPr>
-          <w:sz w:val="18"/>
-          <w:lang w:val="en-GB"/>
-        </w:rPr>
-        <w:br/>
-      </w:r>
-      <w:r>
-        <w:rPr>
-          <w:rStyle w:val="VerbatimChar"/>
-          <w:rFonts w:cstheme="minorBidi"/>
-          <w:color w:val="A6A6A6" w:themeColor="background1" w:themeShade="A6"/>
-          <w:sz w:val="18"/>
-          <w:lang w:val="en-GB"/>
-        </w:rPr>
-        <w:t>##</w:t>
-      </w:r>
-      <w:r>
-        <w:rPr>
-          <w:rStyle w:val="VerbatimChar"/>
-          <w:rFonts w:cstheme="minorBidi"/>
-          <w:sz w:val="18"/>
-          <w:lang w:val="en-GB"/>
-        </w:rPr>
-        <w:t xml:space="preserve"> [3,] "a</w:t>
-      </w:r>
-      <w:proofErr w:type="gramStart"/>
-      <w:r>
-        <w:rPr>
-          <w:rStyle w:val="VerbatimChar"/>
-          <w:rFonts w:cstheme="minorBidi"/>
-          <w:sz w:val="18"/>
-          <w:lang w:val="en-GB"/>
-        </w:rPr>
-        <w:t>"  "</w:t>
-      </w:r>
-      <w:proofErr w:type="gramEnd"/>
-      <w:r>
-        <w:rPr>
-          <w:rStyle w:val="VerbatimChar"/>
-          <w:rFonts w:cstheme="minorBidi"/>
-          <w:sz w:val="18"/>
-          <w:lang w:val="en-GB"/>
-        </w:rPr>
-        <w:t xml:space="preserve">d" </w:t>
-      </w:r>
-      <w:r>
-        <w:rPr>
-          <w:sz w:val="18"/>
-          <w:lang w:val="en-GB"/>
-        </w:rPr>
-        <w:br/>
-      </w:r>
-      <w:r>
-        <w:rPr>
-          <w:rStyle w:val="VerbatimChar"/>
-          <w:rFonts w:cstheme="minorBidi"/>
-          <w:color w:val="A6A6A6" w:themeColor="background1" w:themeShade="A6"/>
-          <w:sz w:val="18"/>
-          <w:lang w:val="en-GB"/>
-        </w:rPr>
-        <w:t>##</w:t>
-      </w:r>
-      <w:r>
-        <w:rPr>
-          <w:rStyle w:val="VerbatimChar"/>
-          <w:rFonts w:cstheme="minorBidi"/>
-          <w:sz w:val="18"/>
-          <w:lang w:val="en-GB"/>
-        </w:rPr>
-        <w:t xml:space="preserve"> [4,] "b</w:t>
-      </w:r>
-      <w:proofErr w:type="gramStart"/>
-      <w:r>
-        <w:rPr>
-          <w:rStyle w:val="VerbatimChar"/>
-          <w:rFonts w:cstheme="minorBidi"/>
-          <w:sz w:val="18"/>
-          <w:lang w:val="en-GB"/>
-        </w:rPr>
-        <w:t>"  "</w:t>
-      </w:r>
-      <w:proofErr w:type="gramEnd"/>
-      <w:r>
-        <w:rPr>
-          <w:rStyle w:val="VerbatimChar"/>
-          <w:rFonts w:cstheme="minorBidi"/>
-          <w:sz w:val="18"/>
-          <w:lang w:val="en-GB"/>
-        </w:rPr>
-        <w:t xml:space="preserve">c" </w:t>
-      </w:r>
-      <w:r>
-        <w:rPr>
-          <w:sz w:val="18"/>
-          <w:lang w:val="en-GB"/>
-        </w:rPr>
-        <w:br/>
-      </w:r>
-      <w:r>
-        <w:rPr>
-          <w:rStyle w:val="VerbatimChar"/>
-          <w:rFonts w:cstheme="minorBidi"/>
-          <w:color w:val="A6A6A6" w:themeColor="background1" w:themeShade="A6"/>
-          <w:sz w:val="18"/>
-          <w:lang w:val="en-GB"/>
-        </w:rPr>
-        <w:t>##</w:t>
-      </w:r>
-      <w:r>
-        <w:rPr>
-          <w:rStyle w:val="VerbatimChar"/>
-          <w:rFonts w:cstheme="minorBidi"/>
-          <w:sz w:val="18"/>
-          <w:lang w:val="en-GB"/>
-        </w:rPr>
-        <w:t xml:space="preserve"> [5,] "b</w:t>
-      </w:r>
-      <w:proofErr w:type="gramStart"/>
-      <w:r>
-        <w:rPr>
-          <w:rStyle w:val="VerbatimChar"/>
-          <w:rFonts w:cstheme="minorBidi"/>
-          <w:sz w:val="18"/>
-          <w:lang w:val="en-GB"/>
-        </w:rPr>
-        <w:t>"  "</w:t>
-      </w:r>
-      <w:proofErr w:type="gramEnd"/>
-      <w:r>
-        <w:rPr>
-          <w:rStyle w:val="VerbatimChar"/>
-          <w:rFonts w:cstheme="minorBidi"/>
-          <w:sz w:val="18"/>
-          <w:lang w:val="en-GB"/>
-        </w:rPr>
-        <w:t xml:space="preserve">d" </w:t>
-      </w:r>
-      <w:r>
-        <w:rPr>
-          <w:sz w:val="18"/>
-          <w:lang w:val="en-GB"/>
-        </w:rPr>
-        <w:br/>
-      </w:r>
-      <w:r>
-        <w:rPr>
-          <w:rStyle w:val="VerbatimChar"/>
-          <w:rFonts w:cstheme="minorBidi"/>
-          <w:color w:val="A6A6A6" w:themeColor="background1" w:themeShade="A6"/>
-          <w:sz w:val="18"/>
-          <w:lang w:val="en-GB"/>
-        </w:rPr>
-        <w:t>##</w:t>
-      </w:r>
-      <w:r>
-        <w:rPr>
-          <w:rStyle w:val="VerbatimChar"/>
-          <w:rFonts w:cstheme="minorBidi"/>
-          <w:sz w:val="18"/>
-          <w:lang w:val="en-GB"/>
-        </w:rPr>
-        <w:t xml:space="preserve"> [6,] "c</w:t>
-      </w:r>
-      <w:proofErr w:type="gramStart"/>
-      <w:r>
-        <w:rPr>
-          <w:rStyle w:val="VerbatimChar"/>
-          <w:rFonts w:cstheme="minorBidi"/>
-          <w:sz w:val="18"/>
-          <w:lang w:val="en-GB"/>
-        </w:rPr>
-        <w:t>"  "</w:t>
-      </w:r>
-      <w:proofErr w:type="gramEnd"/>
-      <w:r>
-        <w:rPr>
-          <w:rStyle w:val="VerbatimChar"/>
-          <w:rFonts w:cstheme="minorBidi"/>
-          <w:sz w:val="18"/>
-          <w:lang w:val="en-GB"/>
-        </w:rPr>
-        <w:t>d"</w:t>
-      </w:r>
-    </w:p>
-    <w:p>
-      <w:pPr>
-        <w:rPr>
-          <w:lang w:val="en-GB"/>
-        </w:rPr>
-      </w:pPr>
-    </w:p>
-    <w:p>
-      <w:pPr>
-        <w:rPr>
-          <w:lang w:val="en-GB"/>
-        </w:rPr>
-      </w:pPr>
-    </w:p>
-    <w:p>
-      <w:pPr>
-        <w:suppressAutoHyphens w:val="0"/>
-        <w:autoSpaceDN/>
-        <w:spacing w:after="240" w:line="240" w:lineRule="auto"/>
-        <w:textAlignment w:val="auto"/>
-        <w:rPr>
-          <w:rFonts w:asciiTheme="minorHAnsi" w:eastAsiaTheme="minorHAnsi" w:hAnsiTheme="minorHAnsi" w:cstheme="minorBidi"/>
-          <w:b/>
-          <w:sz w:val="28"/>
-          <w:lang w:val="en-GB"/>
-        </w:rPr>
-      </w:pPr>
-      <w:r>
-        <w:rPr>
-          <w:rFonts w:asciiTheme="minorHAnsi" w:eastAsiaTheme="minorHAnsi" w:hAnsiTheme="minorHAnsi" w:cstheme="minorBidi"/>
-          <w:b/>
-          <w:sz w:val="28"/>
-          <w:lang w:val="en-GB"/>
-        </w:rPr>
-        <w:t>5</w:t>
-      </w:r>
-      <w:r>
-        <w:rPr>
-          <w:rFonts w:asciiTheme="minorHAnsi" w:eastAsiaTheme="minorHAnsi" w:hAnsiTheme="minorHAnsi" w:cstheme="minorBidi"/>
-          <w:b/>
-          <w:sz w:val="28"/>
-          <w:lang w:val="en-GB"/>
-        </w:rPr>
-        <w:t xml:space="preserve">. </w:t>
-      </w:r>
-      <w:r>
-        <w:rPr>
-          <w:rFonts w:asciiTheme="minorHAnsi" w:eastAsiaTheme="minorHAnsi" w:hAnsiTheme="minorHAnsi" w:cstheme="minorBidi"/>
-          <w:b/>
-          <w:sz w:val="28"/>
-          <w:lang w:val="en-GB"/>
-        </w:rPr>
-        <w:t>O</w:t>
-      </w:r>
-      <w:r>
-        <w:rPr>
-          <w:rFonts w:asciiTheme="minorHAnsi" w:eastAsiaTheme="minorHAnsi" w:hAnsiTheme="minorHAnsi" w:cstheme="minorBidi"/>
-          <w:b/>
-          <w:sz w:val="28"/>
-          <w:lang w:val="en-GB"/>
-        </w:rPr>
-        <w:t xml:space="preserve">rdered samples of size m, with replacement, from n objects </w:t>
-      </w:r>
-    </w:p>
-    <w:p>
-      <w:pPr>
-        <w:rPr>
-          <w:rFonts w:ascii="Cambria" w:hAnsi="Cambria"/>
-          <w:sz w:val="20"/>
-          <w:lang w:val="en-GB"/>
-        </w:rPr>
-      </w:pPr>
-      <w:r>
-        <w:rPr>
-          <w:rFonts w:ascii="Cambria" w:hAnsi="Cambria"/>
-          <w:sz w:val="20"/>
-          <w:lang w:val="en-GB"/>
-        </w:rPr>
-        <w:t>The number is calculated as:</w:t>
-      </w:r>
-      <w:r>
-        <w:rPr>
-          <w:rFonts w:ascii="Cambria" w:hAnsi="Cambria"/>
-          <w:sz w:val="20"/>
-          <w:lang w:val="en-GB"/>
-        </w:rPr>
-        <w:tab/>
-      </w:r>
-      <w:r>
-        <w:rPr>
-          <w:rFonts w:ascii="Cambria" w:hAnsi="Cambria"/>
           <w:position w:val="-4"/>
           <w:sz w:val="20"/>
           <w:lang w:val="en-GB"/>
         </w:rPr>
         <w:object w:dxaOrig="320" w:dyaOrig="279" w14:anchorId="3DC582DD">
-          <v:shape id="_x0000_i1027" type="#_x0000_t75" style="width:15.75pt;height:14.25pt" o:ole="">
+          <v:shape id="_x0000_i1027" type="#_x0000_t75" style="width:15.5pt;height:14.5pt" o:ole="">
             <v:imagedata r:id="rId12" o:title=""/>
           </v:shape>
-          <o:OLEObject Type="Embed" ProgID="Equation.3" ShapeID="_x0000_i1027" DrawAspect="Content" ObjectID="_1843793744" r:id="rId13"/>
+          <o:OLEObject Type="Embed" ProgID="Equation.3" ShapeID="_x0000_i1027" DrawAspect="Content" ObjectID="_1843795301" r:id="rId13"/>
         </w:object>
       </w:r>
     </w:p>
@@ -11081,15 +11050,6 @@
           <w:lang w:val="en-GB"/>
         </w:rPr>
       </w:pPr>
-      <w:r>
-        <w:rPr>
-          <w:rFonts w:asciiTheme="minorHAnsi" w:eastAsiaTheme="minorHAnsi" w:hAnsiTheme="minorHAnsi" w:cstheme="minorBidi"/>
-          <w:b/>
-          <w:sz w:val="28"/>
-          <w:lang w:val="en-GB"/>
-        </w:rPr>
-        <w:br w:type="page"/>
-      </w:r>
     </w:p>
     <w:p>
       <w:pPr>
@@ -11111,7 +11071,6 @@
           <w:sz w:val="28"/>
           <w:lang w:val="en-GB"/>
         </w:rPr>
-        <w:lastRenderedPageBreak/>
         <w:t>6</w:t>
       </w:r>
       <w:r>
@@ -11183,10 +11142,10 @@
           <w:lang w:val="en-GB"/>
         </w:rPr>
         <w:object w:dxaOrig="2160" w:dyaOrig="620" w14:anchorId="5D3A27C8">
-          <v:shape id="_x0000_i1028" type="#_x0000_t75" style="width:108pt;height:30.75pt" o:ole="">
+          <v:shape id="_x0000_i1028" type="#_x0000_t75" style="width:108pt;height:31pt" o:ole="">
             <v:imagedata r:id="rId14" o:title=""/>
           </v:shape>
-          <o:OLEObject Type="Embed" ProgID="Equation.3" ShapeID="_x0000_i1028" DrawAspect="Content" ObjectID="_1843793745" r:id="rId15"/>
+          <o:OLEObject Type="Embed" ProgID="Equation.3" ShapeID="_x0000_i1028" DrawAspect="Content" ObjectID="_1843795302" r:id="rId15"/>
         </w:object>
       </w:r>
     </w:p>
@@ -11795,6 +11754,7 @@
           <w:sz w:val="18"/>
           <w:lang w:val="en-GB"/>
         </w:rPr>
+        <w:lastRenderedPageBreak/>
         <w:t xml:space="preserve"># </w:t>
       </w:r>
       <w:r>
@@ -14325,6 +14285,55 @@
           <w:sz w:val="18"/>
           <w:lang w:val="en-GB"/>
         </w:rPr>
+        <w:t>set.seed</w:t>
+      </w:r>
+      <w:proofErr w:type="spellEnd"/>
+      <w:proofErr w:type="gramEnd"/>
+      <w:r>
+        <w:rPr>
+          <w:rStyle w:val="NormalTok"/>
+          <w:rFonts w:cstheme="minorBidi"/>
+          <w:sz w:val="18"/>
+          <w:lang w:val="en-GB"/>
+        </w:rPr>
+        <w:t>(</w:t>
+      </w:r>
+      <w:r>
+        <w:rPr>
+          <w:rStyle w:val="NormalTok"/>
+          <w:rFonts w:cstheme="minorBidi"/>
+          <w:sz w:val="18"/>
+          <w:lang w:val="en-GB"/>
+        </w:rPr>
+        <w:t>1</w:t>
+      </w:r>
+      <w:r>
+        <w:rPr>
+          <w:rStyle w:val="NormalTok"/>
+          <w:rFonts w:cstheme="minorBidi"/>
+          <w:sz w:val="18"/>
+          <w:lang w:val="en-GB"/>
+        </w:rPr>
+        <w:t>)</w:t>
+      </w:r>
+      <w:r>
+        <w:rPr>
+          <w:rStyle w:val="NormalTok"/>
+          <w:rFonts w:cstheme="minorBidi"/>
+          <w:sz w:val="18"/>
+          <w:lang w:val="en-GB"/>
+        </w:rPr>
+        <w:br/>
+      </w:r>
+      <w:proofErr w:type="spellStart"/>
+      <w:proofErr w:type="gramStart"/>
+      <w:r>
+        <w:rPr>
+          <w:rStyle w:val="KeywordTok"/>
+          <w:rFonts w:cstheme="minorBidi"/>
+          <w:sz w:val="18"/>
+          <w:lang w:val="en-GB"/>
+        </w:rPr>
         <w:t>randGroupSplit</w:t>
       </w:r>
       <w:proofErr w:type="spellEnd"/>
@@ -14491,7 +14500,18 @@
           <w:sz w:val="18"/>
           <w:lang w:val="en-GB"/>
         </w:rPr>
-        <w:t>[1] "D" "E" "F" "J" "L" "O" "P"</w:t>
+        <w:t xml:space="preserve">[1] </w:t>
+      </w:r>
+      <w:r>
+        <w:rPr>
+          <w:rStyle w:val="KeywordTok"/>
+          <w:rFonts w:cstheme="minorBidi"/>
+          <w:b w:val="0"/>
+          <w:color w:val="auto"/>
+          <w:sz w:val="18"/>
+          <w:lang w:val="en-GB"/>
+        </w:rPr>
+        <w:t>"A" "B" "C" "D" "I" "K" "N"</w:t>
       </w:r>
     </w:p>
     <w:p>
@@ -14610,7 +14630,18 @@
           <w:sz w:val="18"/>
           <w:lang w:val="en-GB"/>
         </w:rPr>
-        <w:t>[1] "A" "B" "H" "K" "N" "Q"</w:t>
+        <w:t xml:space="preserve">[1] </w:t>
+      </w:r>
+      <w:r>
+        <w:rPr>
+          <w:rStyle w:val="KeywordTok"/>
+          <w:rFonts w:cstheme="minorBidi"/>
+          <w:b w:val="0"/>
+          <w:color w:val="auto"/>
+          <w:sz w:val="18"/>
+          <w:lang w:val="en-GB"/>
+        </w:rPr>
+        <w:t>"E" "G" "L" "M" "P" "Q"</w:t>
       </w:r>
     </w:p>
     <w:p>
@@ -14695,7 +14726,7 @@
           <w:b w:val="0"/>
           <w:color w:val="auto"/>
           <w:sz w:val="18"/>
-          <w:lang w:val="en-GB"/>
+          <w:lang w:val="fr-CH"/>
         </w:rPr>
       </w:pPr>
       <w:r>
@@ -14729,13 +14760,9 @@
           <w:sz w:val="18"/>
           <w:lang w:val="en-GB"/>
         </w:rPr>
-        <w:t>[1] "C" "G" "I" "M</w:t>
-      </w:r>
-    </w:p>
-    <w:p>
-      <w:pPr>
-        <w:pStyle w:val="SourceCode"/>
-        <w:spacing w:before="0" w:after="0"/>
+        <w:t xml:space="preserve">[1] </w:t>
+      </w:r>
+      <w:r>
         <w:rPr>
           <w:rStyle w:val="KeywordTok"/>
           <w:rFonts w:cstheme="minorBidi"/>
@@ -14744,28 +14771,7 @@
           <w:sz w:val="18"/>
           <w:lang w:val="en-GB"/>
         </w:rPr>
-      </w:pPr>
-      <w:r>
-        <w:rPr>
-          <w:rStyle w:val="KeywordTok"/>
-          <w:rFonts w:cstheme="minorBidi"/>
-          <w:b w:val="0"/>
-          <w:color w:val="A6A6A6" w:themeColor="background1" w:themeShade="A6"/>
-          <w:sz w:val="18"/>
-          <w:lang w:val="en-GB"/>
-        </w:rPr>
-        <w:t>##</w:t>
-      </w:r>
-      <w:r>
-        <w:rPr>
-          <w:rStyle w:val="KeywordTok"/>
-          <w:rFonts w:cstheme="minorBidi"/>
-          <w:b w:val="0"/>
-          <w:color w:val="auto"/>
-          <w:sz w:val="18"/>
-          <w:lang w:val="en-GB"/>
-        </w:rPr>
-        <w:t xml:space="preserve"> [1] "A" "B" "C" "D" "E"</w:t>
+        <w:t>"F" "H" "J" "O"</w:t>
       </w:r>
     </w:p>
     <w:p>
@@ -17243,45 +17249,6 @@
           <w:lang w:val="en-GB"/>
         </w:rPr>
       </w:pPr>
-      <w:r>
-        <w:rPr>
-          <w:rFonts w:ascii="Consolas" w:hAnsi="Consolas"/>
-          <w:sz w:val="16"/>
-          <w:szCs w:val="16"/>
-          <w:lang w:val="en-GB"/>
-        </w:rPr>
-        <w:t xml:space="preserve">(x &lt;- </w:t>
-      </w:r>
-      <w:proofErr w:type="gramStart"/>
-      <w:r>
-        <w:rPr>
-          <w:rFonts w:ascii="Consolas" w:hAnsi="Consolas"/>
-          <w:sz w:val="16"/>
-          <w:szCs w:val="16"/>
-          <w:lang w:val="en-GB"/>
-        </w:rPr>
-        <w:t>LETTERS[</w:t>
-      </w:r>
-      <w:proofErr w:type="gramEnd"/>
-      <w:r>
-        <w:rPr>
-          <w:rFonts w:ascii="Consolas" w:hAnsi="Consolas"/>
-          <w:sz w:val="16"/>
-          <w:szCs w:val="16"/>
-          <w:lang w:val="en-GB"/>
-        </w:rPr>
-        <w:t>1:5])</w:t>
-      </w:r>
-    </w:p>
-    <w:p>
-      <w:pPr>
-        <w:rPr>
-          <w:rFonts w:ascii="Consolas" w:hAnsi="Consolas"/>
-          <w:sz w:val="16"/>
-          <w:szCs w:val="16"/>
-          <w:lang w:val="en-GB"/>
-        </w:rPr>
-      </w:pPr>
       <w:proofErr w:type="spellStart"/>
       <w:proofErr w:type="gramStart"/>
       <w:r>
@@ -17302,45 +17269,48 @@
           <w:szCs w:val="16"/>
           <w:lang w:val="en-GB"/>
         </w:rPr>
-        <w:t>(78)</w:t>
-      </w:r>
-    </w:p>
-    <w:p>
-      <w:pPr>
-        <w:rPr>
-          <w:rFonts w:ascii="Consolas" w:hAnsi="Consolas"/>
-          <w:sz w:val="16"/>
-          <w:szCs w:val="16"/>
-          <w:lang w:val="en-GB"/>
-        </w:rPr>
-      </w:pPr>
-      <w:r>
-        <w:rPr>
-          <w:rFonts w:ascii="Consolas" w:hAnsi="Consolas"/>
-          <w:sz w:val="16"/>
-          <w:szCs w:val="16"/>
-          <w:lang w:val="en-GB"/>
-        </w:rPr>
-        <w:t xml:space="preserve">sample(x) </w:t>
-      </w:r>
-    </w:p>
-    <w:p>
-      <w:pPr>
-        <w:rPr>
-          <w:rFonts w:ascii="Consolas" w:hAnsi="Consolas"/>
-          <w:sz w:val="16"/>
-          <w:szCs w:val="16"/>
-          <w:lang w:val="en-GB"/>
-        </w:rPr>
-      </w:pPr>
-      <w:r>
-        <w:rPr>
-          <w:rFonts w:ascii="Consolas" w:hAnsi="Consolas"/>
-          <w:sz w:val="16"/>
-          <w:szCs w:val="16"/>
-          <w:lang w:val="en-GB"/>
-        </w:rPr>
-        <w:t xml:space="preserve">(grp &lt;- sample(rep(c("A","B","C"), </w:t>
+        <w:t>(1)</w:t>
+      </w:r>
+    </w:p>
+    <w:p>
+      <w:pPr>
+        <w:rPr>
+          <w:rFonts w:ascii="Consolas" w:hAnsi="Consolas"/>
+          <w:sz w:val="16"/>
+          <w:szCs w:val="16"/>
+          <w:lang w:val="en-GB"/>
+        </w:rPr>
+      </w:pPr>
+      <w:proofErr w:type="spellStart"/>
+      <w:proofErr w:type="gramStart"/>
+      <w:r>
+        <w:rPr>
+          <w:rFonts w:ascii="Consolas" w:hAnsi="Consolas"/>
+          <w:sz w:val="16"/>
+          <w:szCs w:val="16"/>
+          <w:lang w:val="en-GB"/>
+        </w:rPr>
+        <w:t>randGroupSplit</w:t>
+      </w:r>
+      <w:proofErr w:type="spellEnd"/>
+      <w:r>
+        <w:rPr>
+          <w:rFonts w:ascii="Consolas" w:hAnsi="Consolas"/>
+          <w:sz w:val="16"/>
+          <w:szCs w:val="16"/>
+          <w:lang w:val="en-GB"/>
+        </w:rPr>
+        <w:t>(LETTERS[</w:t>
+      </w:r>
+      <w:proofErr w:type="gramEnd"/>
+      <w:r>
+        <w:rPr>
+          <w:rFonts w:ascii="Consolas" w:hAnsi="Consolas"/>
+          <w:sz w:val="16"/>
+          <w:szCs w:val="16"/>
+          <w:lang w:val="en-GB"/>
+        </w:rPr>
+        <w:t xml:space="preserve">1:17], </w:t>
       </w:r>
       <w:r>
         <w:rPr>
@@ -17352,6 +17322,26 @@
         <w:br/>
         <w:t xml:space="preserve">               </w:t>
       </w:r>
+      <w:proofErr w:type="spellStart"/>
+      <w:r>
+        <w:rPr>
+          <w:rFonts w:ascii="Consolas" w:hAnsi="Consolas"/>
+          <w:sz w:val="16"/>
+          <w:szCs w:val="16"/>
+          <w:lang w:val="en-GB"/>
+        </w:rPr>
+        <w:t>groupSizes</w:t>
+      </w:r>
+      <w:proofErr w:type="spellEnd"/>
+      <w:r>
+        <w:rPr>
+          <w:rFonts w:ascii="Consolas" w:hAnsi="Consolas"/>
+          <w:sz w:val="16"/>
+          <w:szCs w:val="16"/>
+          <w:lang w:val="en-GB"/>
+        </w:rPr>
+        <w:t xml:space="preserve"> = </w:t>
+      </w:r>
       <w:proofErr w:type="gramStart"/>
       <w:r>
         <w:rPr>
@@ -17370,37 +17360,7 @@
           <w:szCs w:val="16"/>
           <w:lang w:val="en-GB"/>
         </w:rPr>
-        <w:t>4, 3, 5))))</w:t>
-      </w:r>
-    </w:p>
-    <w:p>
-      <w:pPr>
-        <w:rPr>
-          <w:rFonts w:ascii="Consolas" w:hAnsi="Consolas"/>
-          <w:sz w:val="16"/>
-          <w:szCs w:val="16"/>
-          <w:lang w:val="en-GB"/>
-        </w:rPr>
-      </w:pPr>
-      <w:proofErr w:type="spellStart"/>
-      <w:r>
-        <w:rPr>
-          <w:rFonts w:ascii="Consolas" w:hAnsi="Consolas"/>
-          <w:sz w:val="16"/>
-          <w:szCs w:val="16"/>
-          <w:lang w:val="en-GB"/>
-        </w:rPr>
-        <w:t>sapply</w:t>
-      </w:r>
-      <w:proofErr w:type="spellEnd"/>
-      <w:r>
-        <w:rPr>
-          <w:rFonts w:ascii="Consolas" w:hAnsi="Consolas"/>
-          <w:sz w:val="16"/>
-          <w:szCs w:val="16"/>
-          <w:lang w:val="en-GB"/>
-        </w:rPr>
-        <w:t>(c("A","B","C"), function(x) which(grp==x))</w:t>
+        <w:t>7,6,4))</w:t>
       </w:r>
     </w:p>
     <w:p>
